--- a/112111102_吳映潔.docx
+++ b/112111102_吳映潔.docx
@@ -35,7 +35,6 @@
         <w:pStyle w:val="a3"/>
         <w:framePr w:wrap="notBeside"/>
         <w:rPr>
-          <w:rFonts w:hint="eastAsia"/>
           <w:sz w:val="40"/>
           <w:szCs w:val="40"/>
           <w:lang w:eastAsia="zh-TW"/>
@@ -68,7 +67,6 @@
         <w:pStyle w:val="ac"/>
         <w:framePr w:wrap="notBeside"/>
         <w:rPr>
-          <w:rFonts w:hint="eastAsia"/>
           <w:lang w:eastAsia="zh-TW"/>
         </w:rPr>
       </w:pPr>
@@ -91,7 +89,6 @@
       <w:pPr>
         <w:pStyle w:val="Abstract"/>
         <w:rPr>
-          <w:rFonts w:hint="eastAsia"/>
           <w:lang w:eastAsia="zh-TW"/>
         </w:rPr>
       </w:pPr>
@@ -214,7 +211,6 @@
     <w:p>
       <w:pPr>
         <w:rPr>
-          <w:rFonts w:hint="eastAsia"/>
           <w:lang w:eastAsia="zh-TW"/>
         </w:rPr>
       </w:pPr>
@@ -316,9 +312,6 @@
     <w:p>
       <w:pPr>
         <w:pStyle w:val="af0"/>
-        <w:rPr>
-          <w:rFonts w:hint="eastAsia"/>
-        </w:rPr>
       </w:pPr>
       <w:r>
         <w:rPr>
@@ -407,9 +400,6 @@
     <w:p>
       <w:pPr>
         <w:pStyle w:val="af0"/>
-        <w:rPr>
-          <w:rFonts w:hint="eastAsia"/>
-        </w:rPr>
       </w:pPr>
       <w:r>
         <w:rPr>
@@ -448,9 +438,6 @@
     <w:p>
       <w:pPr>
         <w:pStyle w:val="af0"/>
-        <w:rPr>
-          <w:rFonts w:hint="eastAsia"/>
-        </w:rPr>
       </w:pPr>
       <w:r>
         <w:rPr>
@@ -495,9 +482,6 @@
     <w:p>
       <w:pPr>
         <w:pStyle w:val="af0"/>
-        <w:rPr>
-          <w:rFonts w:hint="eastAsia"/>
-        </w:rPr>
       </w:pPr>
       <w:r>
         <w:rPr>
@@ -572,9 +556,6 @@
     <w:p>
       <w:pPr>
         <w:pStyle w:val="af0"/>
-        <w:rPr>
-          <w:rFonts w:hint="eastAsia"/>
-        </w:rPr>
       </w:pPr>
       <w:r>
         <w:rPr>
@@ -663,9 +644,6 @@
     <w:p>
       <w:pPr>
         <w:pStyle w:val="af0"/>
-        <w:rPr>
-          <w:rFonts w:hint="eastAsia"/>
-        </w:rPr>
       </w:pPr>
       <w:r>
         <w:rPr>
@@ -832,17 +810,11 @@
     <w:p>
       <w:pPr>
         <w:pStyle w:val="af0"/>
-        <w:rPr>
-          <w:rFonts w:hint="eastAsia"/>
-        </w:rPr>
-      </w:pPr>
-    </w:p>
-    <w:p>
-      <w:pPr>
-        <w:pStyle w:val="af0"/>
-        <w:rPr>
-          <w:rFonts w:hint="eastAsia"/>
-        </w:rPr>
+      </w:pPr>
+    </w:p>
+    <w:p>
+      <w:pPr>
+        <w:pStyle w:val="af0"/>
       </w:pPr>
       <w:r>
         <w:rPr>
@@ -924,6 +896,9 @@
     <w:p>
       <w:pPr>
         <w:pStyle w:val="2"/>
+        <w:rPr>
+          <w:lang w:eastAsia="zh-TW"/>
+        </w:rPr>
       </w:pPr>
       <w:r>
         <w:rPr>
@@ -954,17 +929,11 @@
     <w:p>
       <w:pPr>
         <w:pStyle w:val="af0"/>
-        <w:rPr>
-          <w:rFonts w:hint="eastAsia"/>
-        </w:rPr>
-      </w:pPr>
-    </w:p>
-    <w:p>
-      <w:pPr>
-        <w:pStyle w:val="af0"/>
-        <w:rPr>
-          <w:rFonts w:hint="eastAsia"/>
-        </w:rPr>
+      </w:pPr>
+    </w:p>
+    <w:p>
+      <w:pPr>
+        <w:pStyle w:val="af0"/>
       </w:pPr>
       <w:proofErr w:type="gramStart"/>
       <w:r>
@@ -1024,14 +993,13 @@
           <w:lang w:eastAsia="zh-TW"/>
         </w:rPr>
       </w:pPr>
-      <w:proofErr w:type="spellStart"/>
-      <w:r>
-        <w:rPr>
-          <w:rFonts w:hint="eastAsia"/>
+      <w:r>
+        <w:rPr>
+          <w:rFonts w:hint="eastAsia"/>
+          <w:lang w:eastAsia="zh-TW"/>
         </w:rPr>
         <w:t>商業智慧</w:t>
       </w:r>
-      <w:proofErr w:type="spellEnd"/>
       <w:r>
         <w:rPr>
           <w:rFonts w:hint="eastAsia"/>
@@ -1043,9 +1011,6 @@
     <w:p>
       <w:pPr>
         <w:pStyle w:val="af0"/>
-        <w:rPr>
-          <w:rFonts w:hint="eastAsia"/>
-        </w:rPr>
       </w:pPr>
       <w:r>
         <w:rPr>
@@ -1158,9 +1123,6 @@
     <w:p>
       <w:pPr>
         <w:pStyle w:val="af0"/>
-        <w:rPr>
-          <w:rFonts w:hint="eastAsia"/>
-        </w:rPr>
       </w:pPr>
       <w:proofErr w:type="gramStart"/>
       <w:r>
@@ -1264,9 +1226,6 @@
     <w:p>
       <w:pPr>
         <w:pStyle w:val="af0"/>
-        <w:rPr>
-          <w:rFonts w:hint="eastAsia"/>
-        </w:rPr>
       </w:pPr>
       <w:r>
         <w:rPr>
@@ -1341,9 +1300,6 @@
     <w:p>
       <w:pPr>
         <w:pStyle w:val="af0"/>
-        <w:rPr>
-          <w:rFonts w:hint="eastAsia"/>
-        </w:rPr>
       </w:pPr>
       <w:r>
         <w:rPr>
@@ -1410,9 +1366,6 @@
     <w:p>
       <w:pPr>
         <w:pStyle w:val="af0"/>
-        <w:rPr>
-          <w:rFonts w:hint="eastAsia"/>
-        </w:rPr>
       </w:pPr>
       <w:r>
         <w:rPr>
@@ -1511,9 +1464,6 @@
     <w:p>
       <w:pPr>
         <w:pStyle w:val="af0"/>
-        <w:rPr>
-          <w:rFonts w:hint="eastAsia"/>
-        </w:rPr>
       </w:pPr>
       <w:r>
         <w:rPr>
@@ -1594,9 +1544,6 @@
     <w:p>
       <w:pPr>
         <w:pStyle w:val="af0"/>
-        <w:rPr>
-          <w:rFonts w:hint="eastAsia"/>
-        </w:rPr>
       </w:pPr>
       <w:r>
         <w:rPr>
@@ -1673,9 +1620,6 @@
     <w:p>
       <w:pPr>
         <w:pStyle w:val="af0"/>
-        <w:rPr>
-          <w:rFonts w:hint="eastAsia"/>
-        </w:rPr>
       </w:pPr>
       <w:proofErr w:type="gramStart"/>
       <w:r>
@@ -1736,9 +1680,6 @@
     <w:p>
       <w:pPr>
         <w:pStyle w:val="af0"/>
-        <w:rPr>
-          <w:rFonts w:hint="eastAsia"/>
-        </w:rPr>
       </w:pPr>
       <w:r>
         <w:rPr>
@@ -1803,9 +1744,6 @@
     <w:p>
       <w:pPr>
         <w:pStyle w:val="af0"/>
-        <w:rPr>
-          <w:rFonts w:hint="eastAsia"/>
-        </w:rPr>
       </w:pPr>
       <w:r>
         <w:rPr>
@@ -1870,9 +1808,6 @@
     <w:p>
       <w:pPr>
         <w:pStyle w:val="af0"/>
-        <w:rPr>
-          <w:rFonts w:hint="eastAsia"/>
-        </w:rPr>
       </w:pPr>
       <w:r>
         <w:rPr>
@@ -1961,9 +1896,6 @@
     <w:p>
       <w:pPr>
         <w:pStyle w:val="af0"/>
-        <w:rPr>
-          <w:rFonts w:hint="eastAsia"/>
-        </w:rPr>
       </w:pPr>
       <w:r>
         <w:rPr>
@@ -2057,9 +1989,6 @@
     <w:p>
       <w:pPr>
         <w:pStyle w:val="af0"/>
-        <w:rPr>
-          <w:rFonts w:hint="eastAsia"/>
-        </w:rPr>
       </w:pPr>
       <w:r>
         <w:rPr>
@@ -2162,9 +2091,6 @@
     <w:p>
       <w:pPr>
         <w:pStyle w:val="af0"/>
-        <w:rPr>
-          <w:rFonts w:hint="eastAsia"/>
-        </w:rPr>
       </w:pPr>
       <w:r>
         <w:rPr>
@@ -2258,9 +2184,6 @@
     <w:p>
       <w:pPr>
         <w:pStyle w:val="af0"/>
-        <w:rPr>
-          <w:rFonts w:hint="eastAsia"/>
-        </w:rPr>
       </w:pPr>
       <w:r>
         <w:rPr>
@@ -2289,9 +2212,6 @@
     <w:p>
       <w:pPr>
         <w:pStyle w:val="af0"/>
-        <w:rPr>
-          <w:rFonts w:hint="eastAsia"/>
-        </w:rPr>
       </w:pPr>
       <w:proofErr w:type="gramStart"/>
       <w:r>
@@ -2316,9 +2236,6 @@
     <w:p>
       <w:pPr>
         <w:pStyle w:val="af0"/>
-        <w:rPr>
-          <w:rFonts w:hint="eastAsia"/>
-        </w:rPr>
       </w:pPr>
       <w:r>
         <w:rPr>
@@ -2369,7 +2286,6 @@
       <w:pPr>
         <w:pStyle w:val="1"/>
         <w:rPr>
-          <w:rFonts w:hint="eastAsia"/>
           <w:lang w:eastAsia="zh-TW"/>
         </w:rPr>
       </w:pPr>
@@ -2410,9 +2326,6 @@
     <w:p>
       <w:pPr>
         <w:pStyle w:val="af0"/>
-        <w:rPr>
-          <w:rFonts w:hint="eastAsia"/>
-        </w:rPr>
       </w:pPr>
       <w:r>
         <w:t>為探討台灣零售市場與物價水準之長期變化，本研究利用</w:t>
@@ -2470,18 +2383,10 @@
       <w:tblPr>
         <w:tblW w:w="0" w:type="auto"/>
         <w:tblInd w:w="80" w:type="dxa"/>
-        <w:tblBorders>
-          <w:top w:val="single" w:sz="4" w:space="0" w:color="auto"/>
-          <w:left w:val="single" w:sz="4" w:space="0" w:color="auto"/>
-          <w:bottom w:val="single" w:sz="4" w:space="0" w:color="auto"/>
-          <w:right w:val="single" w:sz="4" w:space="0" w:color="auto"/>
-          <w:insideH w:val="single" w:sz="4" w:space="0" w:color="auto"/>
-          <w:insideV w:val="single" w:sz="4" w:space="0" w:color="auto"/>
-        </w:tblBorders>
         <w:tblLook w:val="04A0" w:firstRow="1" w:lastRow="0" w:firstColumn="1" w:lastColumn="0" w:noHBand="0" w:noVBand="1"/>
       </w:tblPr>
       <w:tblGrid>
-        <w:gridCol w:w="4950"/>
+        <w:gridCol w:w="4960"/>
       </w:tblGrid>
       <w:tr>
         <w:trPr>
@@ -2494,7 +2399,6 @@
           <w:p>
             <w:pPr>
               <w:rPr>
-                <w:rFonts w:hint="eastAsia"/>
                 <w:lang w:eastAsia="zh-TW"/>
               </w:rPr>
             </w:pPr>
@@ -2567,7 +2471,6 @@
           <w:p>
             <w:pPr>
               <w:rPr>
-                <w:rFonts w:hint="eastAsia"/>
                 <w:lang w:eastAsia="zh-TW"/>
               </w:rPr>
             </w:pPr>
@@ -2591,17 +2494,13 @@
     <w:p>
       <w:pPr>
         <w:rPr>
-          <w:rFonts w:hint="eastAsia"/>
-          <w:lang w:eastAsia="zh-TW"/>
-        </w:rPr>
-      </w:pPr>
-    </w:p>
-    <w:p>
-      <w:pPr>
-        <w:pStyle w:val="af0"/>
-        <w:rPr>
-          <w:rFonts w:hint="eastAsia"/>
-        </w:rPr>
+          <w:lang w:eastAsia="zh-TW"/>
+        </w:rPr>
+      </w:pPr>
+    </w:p>
+    <w:p>
+      <w:pPr>
+        <w:pStyle w:val="af0"/>
       </w:pPr>
       <w:r>
         <w:rPr>
@@ -2666,9 +2565,6 @@
     <w:p>
       <w:pPr>
         <w:pStyle w:val="af0"/>
-        <w:rPr>
-          <w:rFonts w:hint="eastAsia"/>
-        </w:rPr>
       </w:pPr>
       <w:r>
         <w:rPr>
@@ -2731,7 +2627,6 @@
       <w:pPr>
         <w:pStyle w:val="2"/>
         <w:rPr>
-          <w:rFonts w:hint="eastAsia"/>
           <w:lang w:eastAsia="zh-TW"/>
         </w:rPr>
       </w:pPr>
@@ -2759,23 +2654,12 @@
     <w:p>
       <w:pPr>
         <w:pStyle w:val="af0"/>
-        <w:rPr>
-          <w:rFonts w:hint="eastAsia"/>
-        </w:rPr>
       </w:pPr>
     </w:p>
     <w:tbl>
       <w:tblPr>
         <w:tblW w:w="5260" w:type="dxa"/>
         <w:tblInd w:w="80" w:type="dxa"/>
-        <w:tblBorders>
-          <w:top w:val="single" w:sz="4" w:space="0" w:color="auto"/>
-          <w:left w:val="single" w:sz="4" w:space="0" w:color="auto"/>
-          <w:bottom w:val="single" w:sz="4" w:space="0" w:color="auto"/>
-          <w:right w:val="single" w:sz="4" w:space="0" w:color="auto"/>
-          <w:insideH w:val="single" w:sz="4" w:space="0" w:color="auto"/>
-          <w:insideV w:val="single" w:sz="4" w:space="0" w:color="auto"/>
-        </w:tblBorders>
         <w:tblLook w:val="04A0" w:firstRow="1" w:lastRow="0" w:firstColumn="1" w:lastColumn="0" w:noHBand="0" w:noVBand="1"/>
       </w:tblPr>
       <w:tblGrid>
@@ -2790,9 +2674,6 @@
             <w:pPr>
               <w:pStyle w:val="af0"/>
               <w:ind w:firstLineChars="0" w:firstLine="0"/>
-              <w:rPr>
-                <w:rFonts w:hint="eastAsia"/>
-              </w:rPr>
             </w:pPr>
             <w:r>
               <w:rPr>
@@ -2859,9 +2740,6 @@
             <w:pPr>
               <w:pStyle w:val="af0"/>
               <w:ind w:firstLineChars="0" w:firstLine="0"/>
-              <w:rPr>
-                <w:rFonts w:hint="eastAsia"/>
-              </w:rPr>
             </w:pPr>
             <w:r>
               <w:rPr>
@@ -2884,9 +2762,6 @@
     <w:p>
       <w:pPr>
         <w:pStyle w:val="af0"/>
-        <w:rPr>
-          <w:rFonts w:hint="eastAsia"/>
-        </w:rPr>
       </w:pPr>
       <w:r>
         <w:rPr>
@@ -2941,9 +2816,6 @@
     <w:p>
       <w:pPr>
         <w:pStyle w:val="af0"/>
-        <w:rPr>
-          <w:rFonts w:hint="eastAsia"/>
-        </w:rPr>
       </w:pPr>
       <w:r>
         <w:rPr>
@@ -3035,26 +2907,23 @@
         <w:rPr>
           <w:rFonts w:hint="eastAsia"/>
         </w:rPr>
-        <w:t>之關聯程度雖仍維持</w:t>
-      </w:r>
-      <w:r>
-        <w:rPr>
-          <w:rFonts w:hint="eastAsia"/>
-        </w:rPr>
-        <w:t>正相關，但相關強度於不同年度有所變動。此結果反映兩項經濟指標間之關係可能受到市場環境、產業發展以及消費結構改變之影響。</w:t>
-      </w:r>
-    </w:p>
-    <w:p>
-      <w:pPr>
-        <w:pStyle w:val="af0"/>
-      </w:pPr>
-    </w:p>
-    <w:p>
-      <w:pPr>
-        <w:pStyle w:val="af0"/>
-        <w:rPr>
-          <w:rFonts w:hint="eastAsia"/>
-        </w:rPr>
+        <w:t>之關聯程度雖仍維持正相關，但相關強度於不同年度有所變動。此結果反映兩</w:t>
+      </w:r>
+      <w:r>
+        <w:rPr>
+          <w:rFonts w:hint="eastAsia"/>
+        </w:rPr>
+        <w:t>項經濟指標間之關係可能受到市場環境、產業發展以及消費結構改變之影響。</w:t>
+      </w:r>
+    </w:p>
+    <w:p>
+      <w:pPr>
+        <w:pStyle w:val="af0"/>
+      </w:pPr>
+    </w:p>
+    <w:p>
+      <w:pPr>
+        <w:pStyle w:val="af0"/>
       </w:pPr>
       <w:proofErr w:type="gramStart"/>
       <w:r>
@@ -3126,23 +2995,12 @@
     <w:p>
       <w:pPr>
         <w:pStyle w:val="af0"/>
-        <w:rPr>
-          <w:rFonts w:hint="eastAsia"/>
-        </w:rPr>
       </w:pPr>
     </w:p>
     <w:tbl>
       <w:tblPr>
         <w:tblW w:w="5252" w:type="dxa"/>
         <w:tblInd w:w="80" w:type="dxa"/>
-        <w:tblBorders>
-          <w:top w:val="single" w:sz="4" w:space="0" w:color="auto"/>
-          <w:left w:val="single" w:sz="4" w:space="0" w:color="auto"/>
-          <w:bottom w:val="single" w:sz="4" w:space="0" w:color="auto"/>
-          <w:right w:val="single" w:sz="4" w:space="0" w:color="auto"/>
-          <w:insideH w:val="single" w:sz="4" w:space="0" w:color="auto"/>
-          <w:insideV w:val="single" w:sz="4" w:space="0" w:color="auto"/>
-        </w:tblBorders>
         <w:tblLook w:val="04A0" w:firstRow="1" w:lastRow="0" w:firstColumn="1" w:lastColumn="0" w:noHBand="0" w:noVBand="1"/>
       </w:tblPr>
       <w:tblGrid>
@@ -3157,9 +3015,6 @@
             <w:pPr>
               <w:pStyle w:val="af0"/>
               <w:ind w:firstLineChars="0" w:firstLine="0"/>
-              <w:rPr>
-                <w:rFonts w:hint="eastAsia"/>
-              </w:rPr>
             </w:pPr>
             <w:r>
               <w:rPr>
@@ -3226,9 +3081,6 @@
             <w:pPr>
               <w:pStyle w:val="af0"/>
               <w:ind w:firstLineChars="0" w:firstLine="0"/>
-              <w:rPr>
-                <w:rFonts w:hint="eastAsia"/>
-              </w:rPr>
             </w:pPr>
             <w:r>
               <w:rPr>
@@ -3251,9 +3103,6 @@
     <w:p>
       <w:pPr>
         <w:pStyle w:val="af0"/>
-        <w:rPr>
-          <w:rFonts w:hint="eastAsia"/>
-        </w:rPr>
       </w:pPr>
       <w:r>
         <w:rPr>
@@ -3306,9 +3155,6 @@
     <w:p>
       <w:pPr>
         <w:pStyle w:val="af0"/>
-        <w:rPr>
-          <w:rFonts w:hint="eastAsia"/>
-        </w:rPr>
       </w:pPr>
       <w:r>
         <w:rPr>
@@ -3349,9 +3195,6 @@
     <w:p>
       <w:pPr>
         <w:pStyle w:val="af0"/>
-        <w:rPr>
-          <w:rFonts w:hint="eastAsia"/>
-        </w:rPr>
       </w:pPr>
       <w:r>
         <w:rPr>
@@ -3385,9 +3228,6 @@
     <w:p>
       <w:pPr>
         <w:pStyle w:val="af0"/>
-        <w:rPr>
-          <w:rFonts w:hint="eastAsia"/>
-        </w:rPr>
       </w:pPr>
       <w:r>
         <w:t>為降低物價變動對名目營業額判讀造成之影響，本研究利用</w:t>
@@ -3436,14 +3276,6 @@
       <w:tblPr>
         <w:tblW w:w="5250" w:type="dxa"/>
         <w:tblInd w:w="80" w:type="dxa"/>
-        <w:tblBorders>
-          <w:top w:val="single" w:sz="4" w:space="0" w:color="auto"/>
-          <w:left w:val="single" w:sz="4" w:space="0" w:color="auto"/>
-          <w:bottom w:val="single" w:sz="4" w:space="0" w:color="auto"/>
-          <w:right w:val="single" w:sz="4" w:space="0" w:color="auto"/>
-          <w:insideH w:val="single" w:sz="4" w:space="0" w:color="auto"/>
-          <w:insideV w:val="single" w:sz="4" w:space="0" w:color="auto"/>
-        </w:tblBorders>
         <w:tblLook w:val="04A0" w:firstRow="1" w:lastRow="0" w:firstColumn="1" w:lastColumn="0" w:noHBand="0" w:noVBand="1"/>
       </w:tblPr>
       <w:tblGrid>
@@ -3457,7 +3289,6 @@
           <w:p>
             <w:pPr>
               <w:rPr>
-                <w:rFonts w:hint="eastAsia"/>
                 <w:lang w:eastAsia="zh-TW"/>
               </w:rPr>
             </w:pPr>
@@ -3527,7 +3358,6 @@
           <w:p>
             <w:pPr>
               <w:rPr>
-                <w:rFonts w:hint="eastAsia"/>
                 <w:lang w:eastAsia="zh-TW"/>
               </w:rPr>
             </w:pPr>
@@ -3556,9 +3386,6 @@
     <w:p>
       <w:pPr>
         <w:pStyle w:val="af0"/>
-        <w:rPr>
-          <w:rFonts w:hint="eastAsia"/>
-        </w:rPr>
       </w:pPr>
       <w:r>
         <w:rPr>
@@ -3587,9 +3414,6 @@
     <w:p>
       <w:pPr>
         <w:pStyle w:val="af0"/>
-        <w:rPr>
-          <w:rFonts w:hint="eastAsia"/>
-        </w:rPr>
       </w:pPr>
       <w:r>
         <w:rPr>
@@ -3630,9 +3454,6 @@
     <w:p>
       <w:pPr>
         <w:pStyle w:val="af0"/>
-        <w:rPr>
-          <w:rFonts w:hint="eastAsia"/>
-        </w:rPr>
       </w:pPr>
       <w:proofErr w:type="gramStart"/>
       <w:r>
@@ -3743,27 +3564,16 @@
     <w:p>
       <w:pPr>
         <w:pStyle w:val="af0"/>
-        <w:rPr>
-          <w:rFonts w:hint="eastAsia"/>
-        </w:rPr>
       </w:pPr>
     </w:p>
     <w:tbl>
       <w:tblPr>
         <w:tblW w:w="0" w:type="auto"/>
         <w:tblInd w:w="80" w:type="dxa"/>
-        <w:tblBorders>
-          <w:top w:val="single" w:sz="4" w:space="0" w:color="auto"/>
-          <w:left w:val="single" w:sz="4" w:space="0" w:color="auto"/>
-          <w:bottom w:val="single" w:sz="4" w:space="0" w:color="auto"/>
-          <w:right w:val="single" w:sz="4" w:space="0" w:color="auto"/>
-          <w:insideH w:val="single" w:sz="4" w:space="0" w:color="auto"/>
-          <w:insideV w:val="single" w:sz="4" w:space="0" w:color="auto"/>
-        </w:tblBorders>
         <w:tblLook w:val="04A0" w:firstRow="1" w:lastRow="0" w:firstColumn="1" w:lastColumn="0" w:noHBand="0" w:noVBand="1"/>
       </w:tblPr>
       <w:tblGrid>
-        <w:gridCol w:w="4950"/>
+        <w:gridCol w:w="4960"/>
       </w:tblGrid>
       <w:tr>
         <w:tc>
@@ -3774,9 +3584,6 @@
             <w:pPr>
               <w:pStyle w:val="af0"/>
               <w:ind w:firstLineChars="0" w:firstLine="0"/>
-              <w:rPr>
-                <w:rFonts w:hint="eastAsia"/>
-              </w:rPr>
             </w:pPr>
             <w:r>
               <w:rPr>
@@ -3843,9 +3650,6 @@
             <w:pPr>
               <w:pStyle w:val="af0"/>
               <w:ind w:firstLineChars="0" w:firstLine="0"/>
-              <w:rPr>
-                <w:rFonts w:hint="eastAsia"/>
-              </w:rPr>
             </w:pPr>
             <w:r>
               <w:rPr>
@@ -3874,9 +3678,6 @@
     <w:p>
       <w:pPr>
         <w:pStyle w:val="af0"/>
-        <w:rPr>
-          <w:rFonts w:hint="eastAsia"/>
-        </w:rPr>
       </w:pPr>
       <w:r>
         <w:rPr>
@@ -3899,9 +3700,6 @@
     <w:p>
       <w:pPr>
         <w:pStyle w:val="af0"/>
-        <w:rPr>
-          <w:rFonts w:hint="eastAsia"/>
-        </w:rPr>
       </w:pPr>
       <w:proofErr w:type="gramStart"/>
       <w:r>
@@ -3980,9 +3778,6 @@
     <w:p>
       <w:pPr>
         <w:pStyle w:val="af0"/>
-        <w:rPr>
-          <w:rFonts w:hint="eastAsia"/>
-        </w:rPr>
       </w:pPr>
       <w:r>
         <w:rPr>
@@ -4009,9 +3804,6 @@
     <w:p>
       <w:pPr>
         <w:pStyle w:val="af0"/>
-        <w:rPr>
-          <w:rFonts w:hint="eastAsia"/>
-        </w:rPr>
       </w:pPr>
       <w:r>
         <w:rPr>
@@ -4162,9 +3954,6 @@
     <w:p>
       <w:pPr>
         <w:pStyle w:val="af0"/>
-        <w:rPr>
-          <w:rFonts w:hint="eastAsia"/>
-        </w:rPr>
       </w:pPr>
       <w:r>
         <w:rPr>
@@ -4279,9 +4068,6 @@
     <w:p>
       <w:pPr>
         <w:pStyle w:val="af0"/>
-        <w:rPr>
-          <w:rFonts w:hint="eastAsia"/>
-        </w:rPr>
       </w:pPr>
       <w:proofErr w:type="gramStart"/>
       <w:r>
@@ -4443,9 +4229,6 @@
     <w:p>
       <w:pPr>
         <w:pStyle w:val="af0"/>
-        <w:rPr>
-          <w:rFonts w:hint="eastAsia"/>
-        </w:rPr>
       </w:pPr>
       <w:r>
         <w:rPr>
@@ -4462,9 +4245,6 @@
     <w:p>
       <w:pPr>
         <w:pStyle w:val="af0"/>
-        <w:rPr>
-          <w:rFonts w:hint="eastAsia"/>
-        </w:rPr>
       </w:pPr>
       <w:r>
         <w:rPr>
@@ -4550,9 +4330,6 @@
     <w:p>
       <w:pPr>
         <w:pStyle w:val="af0"/>
-        <w:rPr>
-          <w:rFonts w:hint="eastAsia"/>
-        </w:rPr>
       </w:pPr>
       <w:proofErr w:type="gramStart"/>
       <w:r>
@@ -4634,9 +4411,6 @@
     <w:p>
       <w:pPr>
         <w:pStyle w:val="af0"/>
-        <w:rPr>
-          <w:rFonts w:hint="eastAsia"/>
-        </w:rPr>
       </w:pPr>
       <w:r>
         <w:rPr>
@@ -4719,9 +4493,6 @@
     <w:p>
       <w:pPr>
         <w:pStyle w:val="af0"/>
-        <w:rPr>
-          <w:rFonts w:hint="eastAsia"/>
-        </w:rPr>
       </w:pPr>
       <w:r>
         <w:rPr>
@@ -4834,9 +4605,6 @@
     <w:p>
       <w:pPr>
         <w:pStyle w:val="af0"/>
-        <w:rPr>
-          <w:rFonts w:hint="eastAsia"/>
-        </w:rPr>
       </w:pPr>
       <w:r>
         <w:rPr>
@@ -4931,7 +4699,6 @@
         </w:numPr>
         <w:jc w:val="left"/>
         <w:rPr>
-          <w:rFonts w:hint="eastAsia"/>
           <w:lang w:eastAsia="zh-TW"/>
         </w:rPr>
       </w:pPr>
@@ -5040,7 +4807,6 @@
         </w:numPr>
         <w:jc w:val="left"/>
         <w:rPr>
-          <w:rFonts w:hint="eastAsia"/>
           <w:lang w:eastAsia="zh-TW"/>
         </w:rPr>
       </w:pPr>
@@ -5149,7 +4915,6 @@
         </w:numPr>
         <w:jc w:val="left"/>
         <w:rPr>
-          <w:rFonts w:hint="eastAsia"/>
           <w:lang w:eastAsia="zh-TW"/>
         </w:rPr>
       </w:pPr>
@@ -5318,7 +5083,6 @@
         </w:numPr>
         <w:jc w:val="left"/>
         <w:rPr>
-          <w:rFonts w:hint="eastAsia"/>
           <w:lang w:eastAsia="zh-TW"/>
         </w:rPr>
       </w:pPr>
@@ -5510,7 +5274,6 @@
         </w:numPr>
         <w:jc w:val="left"/>
         <w:rPr>
-          <w:rFonts w:hint="eastAsia"/>
           <w:lang w:eastAsia="zh-TW"/>
         </w:rPr>
       </w:pPr>
@@ -5693,7 +5456,6 @@
         </w:numPr>
         <w:jc w:val="left"/>
         <w:rPr>
-          <w:rFonts w:hint="eastAsia"/>
           <w:lang w:eastAsia="zh-TW"/>
         </w:rPr>
       </w:pPr>
@@ -5768,7 +5530,6 @@
         <w:pStyle w:val="a4"/>
         <w:ind w:firstLine="0"/>
         <w:rPr>
-          <w:rFonts w:hint="eastAsia"/>
           <w:lang w:eastAsia="zh-TW"/>
         </w:rPr>
       </w:pPr>
@@ -7044,6 +6805,50 @@
     <w:lsdException w:name="Subtitle" w:qFormat="1"/>
     <w:lsdException w:name="Strong" w:qFormat="1"/>
     <w:lsdException w:name="Emphasis" w:qFormat="1"/>
+    <w:lsdException w:name="Normal Table" w:semiHidden="1" w:unhideWhenUsed="1"/>
+    <w:lsdException w:name="Table Simple 1" w:semiHidden="1" w:unhideWhenUsed="1"/>
+    <w:lsdException w:name="Table Simple 2" w:semiHidden="1" w:unhideWhenUsed="1"/>
+    <w:lsdException w:name="Table Simple 3" w:semiHidden="1" w:unhideWhenUsed="1"/>
+    <w:lsdException w:name="Table Classic 1" w:semiHidden="1" w:unhideWhenUsed="1"/>
+    <w:lsdException w:name="Table Classic 2" w:semiHidden="1" w:unhideWhenUsed="1"/>
+    <w:lsdException w:name="Table Classic 3" w:semiHidden="1" w:unhideWhenUsed="1"/>
+    <w:lsdException w:name="Table Classic 4" w:semiHidden="1" w:unhideWhenUsed="1"/>
+    <w:lsdException w:name="Table Colorful 1" w:semiHidden="1" w:unhideWhenUsed="1"/>
+    <w:lsdException w:name="Table Colorful 2" w:semiHidden="1" w:unhideWhenUsed="1"/>
+    <w:lsdException w:name="Table Colorful 3" w:semiHidden="1" w:unhideWhenUsed="1"/>
+    <w:lsdException w:name="Table Columns 1" w:semiHidden="1" w:unhideWhenUsed="1"/>
+    <w:lsdException w:name="Table Columns 2" w:semiHidden="1" w:unhideWhenUsed="1"/>
+    <w:lsdException w:name="Table Columns 3" w:semiHidden="1" w:unhideWhenUsed="1"/>
+    <w:lsdException w:name="Table Columns 4" w:semiHidden="1" w:unhideWhenUsed="1"/>
+    <w:lsdException w:name="Table Columns 5" w:semiHidden="1" w:unhideWhenUsed="1"/>
+    <w:lsdException w:name="Table Grid 1" w:semiHidden="1" w:unhideWhenUsed="1"/>
+    <w:lsdException w:name="Table Grid 2" w:semiHidden="1" w:unhideWhenUsed="1"/>
+    <w:lsdException w:name="Table Grid 3" w:semiHidden="1" w:unhideWhenUsed="1"/>
+    <w:lsdException w:name="Table Grid 4" w:semiHidden="1" w:unhideWhenUsed="1"/>
+    <w:lsdException w:name="Table Grid 5" w:semiHidden="1" w:unhideWhenUsed="1"/>
+    <w:lsdException w:name="Table Grid 6" w:semiHidden="1" w:unhideWhenUsed="1"/>
+    <w:lsdException w:name="Table Grid 7" w:semiHidden="1" w:unhideWhenUsed="1"/>
+    <w:lsdException w:name="Table Grid 8" w:semiHidden="1" w:unhideWhenUsed="1"/>
+    <w:lsdException w:name="Table List 1" w:semiHidden="1" w:unhideWhenUsed="1"/>
+    <w:lsdException w:name="Table List 2" w:semiHidden="1" w:unhideWhenUsed="1"/>
+    <w:lsdException w:name="Table List 3" w:semiHidden="1" w:unhideWhenUsed="1"/>
+    <w:lsdException w:name="Table List 4" w:semiHidden="1" w:unhideWhenUsed="1"/>
+    <w:lsdException w:name="Table List 5" w:semiHidden="1" w:unhideWhenUsed="1"/>
+    <w:lsdException w:name="Table List 6" w:semiHidden="1" w:unhideWhenUsed="1"/>
+    <w:lsdException w:name="Table List 7" w:semiHidden="1" w:unhideWhenUsed="1"/>
+    <w:lsdException w:name="Table List 8" w:semiHidden="1" w:unhideWhenUsed="1"/>
+    <w:lsdException w:name="Table 3D effects 1" w:semiHidden="1" w:unhideWhenUsed="1"/>
+    <w:lsdException w:name="Table 3D effects 2" w:semiHidden="1" w:unhideWhenUsed="1"/>
+    <w:lsdException w:name="Table 3D effects 3" w:semiHidden="1" w:unhideWhenUsed="1"/>
+    <w:lsdException w:name="Table Contemporary" w:semiHidden="1" w:unhideWhenUsed="1"/>
+    <w:lsdException w:name="Table Elegant" w:semiHidden="1" w:unhideWhenUsed="1"/>
+    <w:lsdException w:name="Table Professional" w:semiHidden="1" w:unhideWhenUsed="1"/>
+    <w:lsdException w:name="Table Subtle 1" w:semiHidden="1" w:unhideWhenUsed="1"/>
+    <w:lsdException w:name="Table Subtle 2" w:semiHidden="1" w:unhideWhenUsed="1"/>
+    <w:lsdException w:name="Table Web 1" w:semiHidden="1" w:unhideWhenUsed="1"/>
+    <w:lsdException w:name="Table Web 2" w:semiHidden="1" w:unhideWhenUsed="1"/>
+    <w:lsdException w:name="Table Web 3" w:semiHidden="1" w:unhideWhenUsed="1"/>
+    <w:lsdException w:name="Table Theme" w:semiHidden="1" w:unhideWhenUsed="1"/>
     <w:lsdException w:name="Placeholder Text" w:semiHidden="1" w:uiPriority="99"/>
     <w:lsdException w:name="No Spacing" w:uiPriority="1" w:qFormat="1"/>
     <w:lsdException w:name="Light Shading" w:uiPriority="60"/>
@@ -7454,11 +7259,15 @@
   </w:style>
   <w:style w:type="character" w:default="1" w:styleId="a0">
     <w:name w:val="Default Paragraph Font"/>
+    <w:uiPriority w:val="1"/>
     <w:semiHidden/>
+    <w:unhideWhenUsed/>
   </w:style>
   <w:style w:type="table" w:default="1" w:styleId="a1">
     <w:name w:val="Normal Table"/>
+    <w:uiPriority w:val="99"/>
     <w:semiHidden/>
+    <w:unhideWhenUsed/>
     <w:tblPr>
       <w:tblInd w:w="0" w:type="dxa"/>
       <w:tblCellMar>
@@ -7471,7 +7280,9 @@
   </w:style>
   <w:style w:type="numbering" w:default="1" w:styleId="a2">
     <w:name w:val="No List"/>
+    <w:uiPriority w:val="99"/>
     <w:semiHidden/>
+    <w:unhideWhenUsed/>
   </w:style>
   <w:style w:type="paragraph" w:customStyle="1" w:styleId="Abstract">
     <w:name w:val="Abstract"/>

--- a/112111102_吳映潔.docx
+++ b/112111102_吳映潔.docx
@@ -141,7 +141,21 @@
           <w:rFonts w:hint="eastAsia"/>
           <w:lang w:eastAsia="zh-TW"/>
         </w:rPr>
-        <w:t>。透過時序性分析來觀察兩者的關聯。</w:t>
+        <w:t>。透過時序性分析來觀察兩者</w:t>
+      </w:r>
+      <w:r>
+        <w:rPr>
+          <w:rFonts w:hint="eastAsia"/>
+          <w:lang w:eastAsia="zh-TW"/>
+        </w:rPr>
+        <w:t>之</w:t>
+      </w:r>
+      <w:r>
+        <w:rPr>
+          <w:rFonts w:hint="eastAsia"/>
+          <w:lang w:eastAsia="zh-TW"/>
+        </w:rPr>
+        <w:t>關聯。</w:t>
       </w:r>
       <w:r>
         <w:rPr>
@@ -151,29 +165,34 @@
       </w:r>
       <w:r>
         <w:rPr>
-          <w:rFonts w:hint="eastAsia"/>
-          <w:lang w:eastAsia="zh-TW"/>
-        </w:rPr>
-        <w:t xml:space="preserve"> </w:t>
-      </w:r>
-      <w:r>
-        <w:rPr>
-          <w:lang w:eastAsia="zh-TW"/>
-        </w:rPr>
-        <w:t>Power BI</w:t>
-      </w:r>
-      <w:r>
-        <w:rPr>
-          <w:rFonts w:hint="eastAsia"/>
-          <w:lang w:eastAsia="zh-TW"/>
-        </w:rPr>
-        <w:t xml:space="preserve"> </w:t>
-      </w:r>
-      <w:r>
-        <w:rPr>
-          <w:lang w:eastAsia="zh-TW"/>
-        </w:rPr>
-        <w:t>整合政府開放資料並建構時間序列分析模型，進行跨變數關聯分析。</w:t>
+          <w:lang w:eastAsia="zh-TW"/>
+        </w:rPr>
+        <w:t xml:space="preserve"> Power BI </w:t>
+      </w:r>
+      <w:r>
+        <w:rPr>
+          <w:lang w:eastAsia="zh-TW"/>
+        </w:rPr>
+        <w:t>整合政府開放資料，並進行時間序列趨勢分析</w:t>
+      </w:r>
+      <w:r>
+        <w:rPr>
+          <w:lang w:eastAsia="zh-TW"/>
+        </w:rPr>
+        <w:t>，進行跨變數關</w:t>
+      </w:r>
+      <w:r>
+        <w:rPr>
+          <w:rFonts w:hint="eastAsia"/>
+          <w:lang w:eastAsia="zh-TW"/>
+        </w:rPr>
+        <w:t>係</w:t>
+      </w:r>
+      <w:r>
+        <w:rPr>
+          <w:lang w:eastAsia="zh-TW"/>
+        </w:rPr>
+        <w:t>分析。</w:t>
       </w:r>
       <w:r>
         <w:rPr>
@@ -729,31 +748,22 @@
         <w:rPr>
           <w:rFonts w:hint="eastAsia"/>
         </w:rPr>
-        <w:t>。資料前處理與模型建立於</w:t>
-      </w:r>
-      <w:r>
-        <w:rPr>
-          <w:rFonts w:hint="eastAsia"/>
-        </w:rPr>
+        <w:t>。</w:t>
+      </w:r>
+      <w:r>
+        <w:t>資料前處理與模型建立於</w:t>
+      </w:r>
+      <w:r>
         <w:t xml:space="preserve"> Power BI </w:t>
       </w:r>
       <w:r>
-        <w:rPr>
-          <w:rFonts w:hint="eastAsia"/>
-        </w:rPr>
         <w:t>平台完成，其中包含</w:t>
       </w:r>
       <w:r>
-        <w:rPr>
-          <w:rFonts w:hint="eastAsia"/>
-        </w:rPr>
         <w:t xml:space="preserve"> ETL </w:t>
       </w:r>
       <w:r>
-        <w:rPr>
-          <w:rFonts w:hint="eastAsia"/>
-        </w:rPr>
-        <w:t>流程、資料格式轉換、維度模型設計以及視覺化儀表板建立</w:t>
+        <w:t>流程、資料格式轉換、資料關聯建立以及視覺化儀表板建立</w:t>
       </w:r>
       <w:r>
         <w:rPr>
@@ -786,21 +796,91 @@
         <w:fldChar w:fldCharType="end"/>
       </w:r>
       <w:r>
+        <w:rPr>
+          <w:rFonts w:hint="eastAsia"/>
+        </w:rPr>
+        <w:t>。</w:t>
+      </w:r>
+    </w:p>
+    <w:p>
+      <w:pPr>
+        <w:pStyle w:val="af0"/>
+      </w:pPr>
+    </w:p>
+    <w:p>
+      <w:pPr>
+        <w:pStyle w:val="af0"/>
+      </w:pPr>
+      <w:r>
+        <w:rPr>
+          <w:rFonts w:hint="eastAsia"/>
+        </w:rPr>
+        <w:t>分析過程包含營業額年增率計算、皮爾森相關分析、實質營業額修正以及時間序列趨勢觀察。相關統計方法主要參考時間序列分析與統計學相關理論</w:t>
+      </w:r>
+      <w:r>
+        <w:rPr>
+          <w:rFonts w:hint="eastAsia"/>
+        </w:rPr>
+        <w:t xml:space="preserve"> </w:t>
+      </w:r>
+      <w:r>
         <w:fldChar w:fldCharType="begin"/>
       </w:r>
       <w:r>
-        <w:instrText xml:space="preserve"> REF _Ref231313558 \r \h </w:instrText>
+        <w:instrText xml:space="preserve"> </w:instrText>
+      </w:r>
+      <w:r>
+        <w:rPr>
+          <w:rFonts w:hint="eastAsia"/>
+        </w:rPr>
+        <w:instrText>REF _Ref231313487 \r \h</w:instrText>
+      </w:r>
+      <w:r>
+        <w:instrText xml:space="preserve"> </w:instrText>
       </w:r>
       <w:r>
         <w:fldChar w:fldCharType="separate"/>
       </w:r>
       <w:r>
-        <w:t>[4]</w:t>
+        <w:t>[</w:t>
+      </w:r>
+      <w:r>
+        <w:rPr>
+          <w:rFonts w:hint="eastAsia"/>
+        </w:rPr>
+        <w:t>4</w:t>
+      </w:r>
+      <w:r>
+        <w:t>]</w:t>
       </w:r>
       <w:r>
         <w:fldChar w:fldCharType="end"/>
       </w:r>
       <w:r>
+        <w:fldChar w:fldCharType="begin"/>
+      </w:r>
+      <w:r>
+        <w:instrText xml:space="preserve"> REF _Ref231313660 \r \h </w:instrText>
+      </w:r>
+      <w:r>
+        <w:fldChar w:fldCharType="separate"/>
+      </w:r>
+      <w:r>
+        <w:t>[</w:t>
+      </w:r>
+      <w:r>
+        <w:rPr>
+          <w:rFonts w:hint="eastAsia"/>
+        </w:rPr>
+        <w:t>5</w:t>
+      </w:r>
+      <w:r>
+        <w:t>]</w:t>
+      </w:r>
+      <w:r>
+        <w:fldChar w:fldCharType="end"/>
+      </w:r>
+      <w:r>
         <w:rPr>
           <w:rFonts w:hint="eastAsia"/>
         </w:rPr>
@@ -809,18 +889,111 @@
     </w:p>
     <w:p>
       <w:pPr>
-        <w:pStyle w:val="af0"/>
-      </w:pPr>
-    </w:p>
-    <w:p>
-      <w:pPr>
-        <w:pStyle w:val="af0"/>
-      </w:pPr>
-      <w:r>
-        <w:rPr>
-          <w:rFonts w:hint="eastAsia"/>
-        </w:rPr>
-        <w:t>分析過程包含營業額年增率計算、皮爾森相關分析、實質營業額修正以及時間序列趨勢觀察。相關統計方法主要參考時間序列分析與統計學相關理論</w:t>
+        <w:pStyle w:val="1"/>
+      </w:pPr>
+      <w:r>
+        <w:rPr>
+          <w:rFonts w:hint="eastAsia"/>
+          <w:lang w:eastAsia="zh-TW"/>
+        </w:rPr>
+        <w:t>背景與</w:t>
+      </w:r>
+      <w:r>
+        <w:rPr>
+          <w:rFonts w:hint="eastAsia"/>
+          <w:lang w:eastAsia="zh-TW"/>
+        </w:rPr>
+        <w:t>相關文獻</w:t>
+      </w:r>
+    </w:p>
+    <w:p>
+      <w:pPr>
+        <w:pStyle w:val="2"/>
+        <w:rPr>
+          <w:lang w:eastAsia="zh-TW"/>
+        </w:rPr>
+      </w:pPr>
+      <w:r>
+        <w:rPr>
+          <w:rFonts w:hint="eastAsia"/>
+          <w:lang w:eastAsia="zh-TW"/>
+        </w:rPr>
+        <w:t>傳統</w:t>
+      </w:r>
+      <w:r>
+        <w:rPr>
+          <w:rFonts w:hint="eastAsia"/>
+          <w:lang w:eastAsia="zh-TW"/>
+        </w:rPr>
+        <w:t>零售資料分析之限制</w:t>
+      </w:r>
+    </w:p>
+    <w:p>
+      <w:pPr>
+        <w:pStyle w:val="af0"/>
+      </w:pPr>
+      <w:r>
+        <w:rPr>
+          <w:rFonts w:hint="eastAsia"/>
+        </w:rPr>
+        <w:t>傳統零售市場分析通常以年度報表或單一期間之統計資料為主要分析依據。然而，靜態報表較難呈現長期時間變化趨勢，亦不易同時分析物價變動與零售營業額之關聯性。</w:t>
+      </w:r>
+    </w:p>
+    <w:p>
+      <w:pPr>
+        <w:pStyle w:val="af0"/>
+      </w:pPr>
+    </w:p>
+    <w:p>
+      <w:pPr>
+        <w:pStyle w:val="af0"/>
+      </w:pPr>
+      <w:proofErr w:type="gramStart"/>
+      <w:r>
+        <w:rPr>
+          <w:rFonts w:hint="eastAsia"/>
+        </w:rPr>
+        <w:t>此外，</w:t>
+      </w:r>
+      <w:proofErr w:type="gramEnd"/>
+      <w:r>
+        <w:rPr>
+          <w:rFonts w:hint="eastAsia"/>
+        </w:rPr>
+        <w:t>當資料來源包含不同統計單位與時間格式時，若未經適當之資料整合與轉換，可能降低分析結果之一致性。因此，具有多維度分析能力之資料模型於商業資料分析中具有重要角色。</w:t>
+      </w:r>
+    </w:p>
+    <w:p>
+      <w:pPr>
+        <w:pStyle w:val="2"/>
+        <w:rPr>
+          <w:lang w:eastAsia="zh-TW"/>
+        </w:rPr>
+      </w:pPr>
+      <w:r>
+        <w:rPr>
+          <w:rFonts w:hint="eastAsia"/>
+          <w:lang w:eastAsia="zh-TW"/>
+        </w:rPr>
+        <w:t>商業智慧</w:t>
+      </w:r>
+      <w:r>
+        <w:rPr>
+          <w:rFonts w:hint="eastAsia"/>
+          <w:lang w:eastAsia="zh-TW"/>
+        </w:rPr>
+        <w:t>於時間序列分析之應用</w:t>
+      </w:r>
+    </w:p>
+    <w:p>
+      <w:pPr>
+        <w:pStyle w:val="af0"/>
+      </w:pPr>
+      <w:r>
+        <w:rPr>
+          <w:rFonts w:hint="eastAsia"/>
+        </w:rPr>
+        <w:t>商業智慧系統可整合大量異質資料來源，並透過視覺化技術提升資料分析效率</w:t>
       </w:r>
       <w:r>
         <w:rPr>
@@ -838,7 +1011,7 @@
         <w:rPr>
           <w:rFonts w:hint="eastAsia"/>
         </w:rPr>
-        <w:instrText>REF _Ref231313487 \r \h</w:instrText>
+        <w:instrText>REF _Ref231313523 \r \h</w:instrText>
       </w:r>
       <w:r>
         <w:instrText xml:space="preserve"> </w:instrText>
@@ -847,22 +1020,76 @@
         <w:fldChar w:fldCharType="separate"/>
       </w:r>
       <w:r>
-        <w:t>[5]</w:t>
+        <w:t>[</w:t>
+      </w:r>
+      <w:r>
+        <w:rPr>
+          <w:rFonts w:hint="eastAsia"/>
+        </w:rPr>
+        <w:t>6</w:t>
+      </w:r>
+      <w:r>
+        <w:t>]</w:t>
       </w:r>
       <w:r>
         <w:fldChar w:fldCharType="end"/>
       </w:r>
       <w:r>
+        <w:rPr>
+          <w:rFonts w:hint="eastAsia"/>
+        </w:rPr>
+        <w:t>。其中，</w:t>
+      </w:r>
+      <w:r>
+        <w:rPr>
+          <w:rFonts w:hint="eastAsia"/>
+        </w:rPr>
+        <w:t xml:space="preserve">Power BI </w:t>
+      </w:r>
+      <w:r>
+        <w:rPr>
+          <w:rFonts w:hint="eastAsia"/>
+        </w:rPr>
+        <w:t>可提供資料處理、模型建構、</w:t>
+      </w:r>
+      <w:r>
+        <w:rPr>
+          <w:rFonts w:hint="eastAsia"/>
+        </w:rPr>
+        <w:t xml:space="preserve">DAX </w:t>
+      </w:r>
+      <w:r>
+        <w:rPr>
+          <w:rFonts w:hint="eastAsia"/>
+        </w:rPr>
+        <w:t>度量值計算及互動式儀表板功能</w:t>
+      </w:r>
+      <w:r>
+        <w:rPr>
+          <w:rFonts w:hint="eastAsia"/>
+        </w:rPr>
+        <w:t xml:space="preserve"> </w:t>
+      </w:r>
+      <w:r>
         <w:fldChar w:fldCharType="begin"/>
       </w:r>
       <w:r>
-        <w:instrText xml:space="preserve"> REF _Ref231313660 \r \h </w:instrText>
+        <w:instrText xml:space="preserve"> </w:instrText>
+      </w:r>
+      <w:r>
+        <w:rPr>
+          <w:rFonts w:hint="eastAsia"/>
+        </w:rPr>
+        <w:instrText>REF _Ref231313536 \r \h</w:instrText>
+      </w:r>
+      <w:r>
+        <w:instrText xml:space="preserve"> </w:instrText>
       </w:r>
       <w:r>
         <w:fldChar w:fldCharType="separate"/>
       </w:r>
       <w:r>
-        <w:t>[6]</w:t>
+        <w:t>[3]</w:t>
       </w:r>
       <w:r>
         <w:fldChar w:fldCharType="end"/>
@@ -876,311 +1103,21 @@
     </w:p>
     <w:p>
       <w:pPr>
-        <w:pStyle w:val="1"/>
-      </w:pPr>
-      <w:r>
-        <w:rPr>
-          <w:rFonts w:hint="eastAsia"/>
-          <w:lang w:eastAsia="zh-TW"/>
-        </w:rPr>
-        <w:t>背景與</w:t>
-      </w:r>
-      <w:r>
-        <w:rPr>
-          <w:rFonts w:hint="eastAsia"/>
-          <w:lang w:eastAsia="zh-TW"/>
-        </w:rPr>
-        <w:t>相關文獻</w:t>
-      </w:r>
-    </w:p>
-    <w:p>
-      <w:pPr>
-        <w:pStyle w:val="2"/>
-        <w:rPr>
-          <w:lang w:eastAsia="zh-TW"/>
-        </w:rPr>
-      </w:pPr>
-      <w:r>
-        <w:rPr>
-          <w:rFonts w:hint="eastAsia"/>
-          <w:lang w:eastAsia="zh-TW"/>
-        </w:rPr>
-        <w:t>傳統</w:t>
-      </w:r>
-      <w:r>
-        <w:rPr>
-          <w:rFonts w:hint="eastAsia"/>
-          <w:lang w:eastAsia="zh-TW"/>
-        </w:rPr>
-        <w:t>零售資料分析之限制</w:t>
-      </w:r>
-    </w:p>
-    <w:p>
-      <w:pPr>
-        <w:pStyle w:val="af0"/>
-      </w:pPr>
-      <w:r>
-        <w:rPr>
-          <w:rFonts w:hint="eastAsia"/>
-        </w:rPr>
-        <w:t>傳統零售市場分析通常以年度報表或單一期間之統計資料為主要分析依據。然而，靜態報表較難呈現長期時間變化趨勢，亦不易同時分析物價變動與零售營業額之關聯性。</w:t>
-      </w:r>
-    </w:p>
-    <w:p>
-      <w:pPr>
-        <w:pStyle w:val="af0"/>
-      </w:pPr>
-    </w:p>
-    <w:p>
-      <w:pPr>
-        <w:pStyle w:val="af0"/>
-      </w:pPr>
-      <w:proofErr w:type="gramStart"/>
-      <w:r>
-        <w:rPr>
-          <w:rFonts w:hint="eastAsia"/>
-        </w:rPr>
-        <w:t>此外，</w:t>
-      </w:r>
-      <w:proofErr w:type="gramEnd"/>
-      <w:r>
-        <w:rPr>
-          <w:rFonts w:hint="eastAsia"/>
-        </w:rPr>
-        <w:t>當資料來源包含不同統計單位與時間格式時，若未經適當之資料整合與轉換，可能降低分析結果之一致性。因此，具有多維度分析能力之資料模型於商業資料分析中具有重要角色</w:t>
-      </w:r>
-      <w:r>
-        <w:rPr>
-          <w:rFonts w:hint="eastAsia"/>
-        </w:rPr>
-        <w:t xml:space="preserve"> </w:t>
-      </w:r>
-      <w:r>
-        <w:fldChar w:fldCharType="begin"/>
-      </w:r>
-      <w:r>
-        <w:instrText xml:space="preserve"> </w:instrText>
-      </w:r>
-      <w:r>
-        <w:rPr>
-          <w:rFonts w:hint="eastAsia"/>
-        </w:rPr>
-        <w:instrText>REF _Ref231313558 \r \h</w:instrText>
-      </w:r>
-      <w:r>
-        <w:instrText xml:space="preserve"> </w:instrText>
-      </w:r>
-      <w:r>
-        <w:fldChar w:fldCharType="separate"/>
-      </w:r>
-      <w:r>
-        <w:t>[4]</w:t>
-      </w:r>
-      <w:r>
-        <w:fldChar w:fldCharType="end"/>
-      </w:r>
-      <w:r>
-        <w:rPr>
-          <w:rFonts w:hint="eastAsia"/>
-        </w:rPr>
-        <w:t>。</w:t>
-      </w:r>
-    </w:p>
-    <w:p>
-      <w:pPr>
-        <w:pStyle w:val="2"/>
-        <w:rPr>
-          <w:lang w:eastAsia="zh-TW"/>
-        </w:rPr>
-      </w:pPr>
-      <w:r>
-        <w:rPr>
-          <w:rFonts w:hint="eastAsia"/>
-          <w:lang w:eastAsia="zh-TW"/>
-        </w:rPr>
-        <w:t>商業智慧</w:t>
-      </w:r>
-      <w:r>
-        <w:rPr>
-          <w:rFonts w:hint="eastAsia"/>
-          <w:lang w:eastAsia="zh-TW"/>
-        </w:rPr>
-        <w:t>於時間序列分析之應用</w:t>
-      </w:r>
-    </w:p>
-    <w:p>
-      <w:pPr>
-        <w:pStyle w:val="af0"/>
-      </w:pPr>
-      <w:r>
-        <w:rPr>
-          <w:rFonts w:hint="eastAsia"/>
-        </w:rPr>
-        <w:t>商業智慧系統可整合大量異質資料來源，並透過視覺化技術提升資料分析效率</w:t>
-      </w:r>
-      <w:r>
-        <w:rPr>
-          <w:rFonts w:hint="eastAsia"/>
-        </w:rPr>
-        <w:t xml:space="preserve"> </w:t>
-      </w:r>
-      <w:r>
-        <w:fldChar w:fldCharType="begin"/>
-      </w:r>
-      <w:r>
-        <w:instrText xml:space="preserve"> </w:instrText>
-      </w:r>
-      <w:r>
-        <w:rPr>
-          <w:rFonts w:hint="eastAsia"/>
-        </w:rPr>
-        <w:instrText>REF _Ref231313523 \r \h</w:instrText>
-      </w:r>
-      <w:r>
-        <w:instrText xml:space="preserve"> </w:instrText>
-      </w:r>
-      <w:r>
-        <w:fldChar w:fldCharType="separate"/>
-      </w:r>
-      <w:r>
-        <w:t>[7]</w:t>
-      </w:r>
-      <w:r>
-        <w:fldChar w:fldCharType="end"/>
-      </w:r>
-      <w:r>
-        <w:rPr>
-          <w:rFonts w:hint="eastAsia"/>
-        </w:rPr>
-        <w:t>。其中，</w:t>
-      </w:r>
-      <w:r>
-        <w:rPr>
-          <w:rFonts w:hint="eastAsia"/>
-        </w:rPr>
-        <w:t xml:space="preserve">Power BI </w:t>
-      </w:r>
-      <w:r>
-        <w:rPr>
-          <w:rFonts w:hint="eastAsia"/>
-        </w:rPr>
-        <w:t>可提供資料處理、模型建構、</w:t>
-      </w:r>
-      <w:r>
-        <w:rPr>
-          <w:rFonts w:hint="eastAsia"/>
-        </w:rPr>
-        <w:t xml:space="preserve">DAX </w:t>
-      </w:r>
-      <w:r>
-        <w:rPr>
-          <w:rFonts w:hint="eastAsia"/>
-        </w:rPr>
-        <w:t>度量值計算及互動式儀表板功能</w:t>
-      </w:r>
-      <w:r>
-        <w:rPr>
-          <w:rFonts w:hint="eastAsia"/>
-        </w:rPr>
-        <w:t xml:space="preserve"> </w:t>
-      </w:r>
-      <w:r>
-        <w:fldChar w:fldCharType="begin"/>
-      </w:r>
-      <w:r>
-        <w:instrText xml:space="preserve"> </w:instrText>
-      </w:r>
-      <w:r>
-        <w:rPr>
-          <w:rFonts w:hint="eastAsia"/>
-        </w:rPr>
-        <w:instrText>REF _Ref231313536 \r \h</w:instrText>
-      </w:r>
-      <w:r>
-        <w:instrText xml:space="preserve"> </w:instrText>
-      </w:r>
-      <w:r>
-        <w:fldChar w:fldCharType="separate"/>
-      </w:r>
-      <w:r>
-        <w:t>[3]</w:t>
-      </w:r>
-      <w:r>
-        <w:fldChar w:fldCharType="end"/>
-      </w:r>
-      <w:r>
-        <w:rPr>
-          <w:rFonts w:hint="eastAsia"/>
-        </w:rPr>
-        <w:t>。</w:t>
-      </w:r>
-    </w:p>
-    <w:p>
-      <w:pPr>
-        <w:pStyle w:val="af0"/>
-      </w:pPr>
-    </w:p>
-    <w:p>
-      <w:pPr>
-        <w:pStyle w:val="af0"/>
-      </w:pPr>
-      <w:proofErr w:type="gramStart"/>
-      <w:r>
-        <w:rPr>
-          <w:rFonts w:hint="eastAsia"/>
-        </w:rPr>
-        <w:t>透過星型資料</w:t>
-      </w:r>
-      <w:proofErr w:type="gramEnd"/>
-      <w:r>
-        <w:rPr>
-          <w:rFonts w:hint="eastAsia"/>
-        </w:rPr>
-        <w:t>模型之建立，不同事實資料與維度資料之關聯可被有效管理，進而</w:t>
-      </w:r>
-      <w:proofErr w:type="gramStart"/>
-      <w:r>
-        <w:rPr>
-          <w:rFonts w:hint="eastAsia"/>
-        </w:rPr>
-        <w:t>提升跨維度</w:t>
-      </w:r>
-      <w:proofErr w:type="gramEnd"/>
-      <w:r>
-        <w:rPr>
-          <w:rFonts w:hint="eastAsia"/>
-        </w:rPr>
-        <w:t>分析效率</w:t>
-      </w:r>
-      <w:r>
-        <w:rPr>
-          <w:rFonts w:hint="eastAsia"/>
-        </w:rPr>
-        <w:t xml:space="preserve"> </w:t>
-      </w:r>
-      <w:r>
-        <w:fldChar w:fldCharType="begin"/>
-      </w:r>
-      <w:r>
-        <w:instrText xml:space="preserve"> </w:instrText>
-      </w:r>
-      <w:r>
-        <w:rPr>
-          <w:rFonts w:hint="eastAsia"/>
-        </w:rPr>
-        <w:instrText>REF _Ref231313558 \r \h</w:instrText>
-      </w:r>
-      <w:r>
-        <w:instrText xml:space="preserve"> </w:instrText>
-      </w:r>
-      <w:r>
-        <w:fldChar w:fldCharType="separate"/>
-      </w:r>
-      <w:r>
-        <w:t>[4]</w:t>
-      </w:r>
-      <w:r>
-        <w:fldChar w:fldCharType="end"/>
+        <w:pStyle w:val="af0"/>
+      </w:pPr>
+    </w:p>
+    <w:p>
+      <w:pPr>
+        <w:pStyle w:val="af0"/>
+      </w:pPr>
+      <w:r>
+        <w:t>透過</w:t>
+      </w:r>
+      <w:r>
+        <w:t xml:space="preserve"> Power BI </w:t>
+      </w:r>
+      <w:r>
+        <w:t>的資料模型與資料關聯功能，可整合不同資料來源並建立一致的分析架構，提升跨資料來源之分析效率</w:t>
       </w:r>
       <w:r>
         <w:rPr>
@@ -1458,32 +1395,115 @@
           <w:rFonts w:hint="eastAsia"/>
           <w:lang w:eastAsia="zh-TW"/>
         </w:rPr>
-        <w:t>資料模型建構與維度設計</w:t>
-      </w:r>
-    </w:p>
-    <w:p>
-      <w:pPr>
-        <w:pStyle w:val="af0"/>
-      </w:pPr>
-      <w:r>
-        <w:rPr>
-          <w:rFonts w:hint="eastAsia"/>
-        </w:rPr>
-        <w:t>為支援不同時間區間與零售產業類別之交叉分析，本研究</w:t>
-      </w:r>
+        <w:t>資料</w:t>
+      </w:r>
+      <w:r>
+        <w:rPr>
+          <w:rFonts w:hint="eastAsia"/>
+          <w:lang w:eastAsia="zh-TW"/>
+        </w:rPr>
+        <w:t>關聯</w:t>
+      </w:r>
+      <w:r>
+        <w:rPr>
+          <w:rFonts w:hint="eastAsia"/>
+          <w:lang w:eastAsia="zh-TW"/>
+        </w:rPr>
+        <w:t>建構</w:t>
+      </w:r>
+    </w:p>
+    <w:p>
+      <w:pPr>
+        <w:pStyle w:val="af0"/>
+      </w:pPr>
+      <w:r>
+        <w:t>為支援消費者物價指數與零售業營業額指數之跨資料來源分析，本研究於</w:t>
+      </w:r>
+      <w:r>
+        <w:t xml:space="preserve"> Power BI </w:t>
+      </w:r>
+      <w:r>
+        <w:t>中建立資料關聯，使不同資料表能夠透過共同欄位進行整合分析。</w:t>
+      </w:r>
+    </w:p>
+    <w:p>
+      <w:pPr>
+        <w:pStyle w:val="af0"/>
+        <w:rPr>
+          <w:rFonts w:hint="eastAsia"/>
+        </w:rPr>
+      </w:pPr>
+    </w:p>
+    <w:p>
+      <w:pPr>
+        <w:pStyle w:val="af0"/>
+      </w:pPr>
+      <w:r>
+        <w:t>本研究利用兩項資料中共同的日期欄位建立關聯，使</w:t>
+      </w:r>
+      <w:r>
+        <w:t xml:space="preserve"> CPI </w:t>
+      </w:r>
+      <w:r>
+        <w:t>與零售業營業額指數能夠於相同時間尺度下進行比較與分析。</w:t>
+      </w:r>
+    </w:p>
+    <w:p>
+      <w:pPr>
+        <w:pStyle w:val="af0"/>
+        <w:rPr>
+          <w:rFonts w:hint="eastAsia"/>
+        </w:rPr>
+      </w:pPr>
+    </w:p>
+    <w:p>
+      <w:pPr>
+        <w:pStyle w:val="af0"/>
+      </w:pPr>
       <w:proofErr w:type="gramStart"/>
       <w:r>
-        <w:rPr>
-          <w:rFonts w:hint="eastAsia"/>
-        </w:rPr>
-        <w:t>採用星型資料</w:t>
+        <w:t>此外，</w:t>
       </w:r>
       <w:proofErr w:type="gramEnd"/>
       <w:r>
-        <w:rPr>
-          <w:rFonts w:hint="eastAsia"/>
-        </w:rPr>
-        <w:t>模型作為資料架構設計方式</w:t>
+        <w:t>零售業類別欄位被用於不同零售通路之分類分析，使使用者可透過</w:t>
+      </w:r>
+      <w:r>
+        <w:t xml:space="preserve"> Power BI </w:t>
+      </w:r>
+      <w:r>
+        <w:t>的篩選功能比較不同零售類型之營業額變化。</w:t>
+      </w:r>
+    </w:p>
+    <w:p>
+      <w:pPr>
+        <w:pStyle w:val="af0"/>
+        <w:rPr>
+          <w:rFonts w:hint="eastAsia"/>
+        </w:rPr>
+      </w:pPr>
+    </w:p>
+    <w:p>
+      <w:pPr>
+        <w:pStyle w:val="af0"/>
+        <w:rPr>
+          <w:rFonts w:hint="eastAsia"/>
+        </w:rPr>
+      </w:pPr>
+      <w:r>
+        <w:t>透過資料關聯與互動式切片器設計，</w:t>
+      </w:r>
+      <w:r>
+        <w:t xml:space="preserve">Power BI </w:t>
+      </w:r>
+      <w:r>
+        <w:t>儀表板中的年份、月份以及零售業類別篩選條件可即時影響</w:t>
+      </w:r>
+      <w:r>
+        <w:t xml:space="preserve"> DAX </w:t>
+      </w:r>
+      <w:r>
+        <w:t>度量值計算結果，使不同時間區間與零售通路之市場變化得以被動態分析</w:t>
       </w:r>
       <w:r>
         <w:rPr>
@@ -1501,7 +1521,7 @@
         <w:rPr>
           <w:rFonts w:hint="eastAsia"/>
         </w:rPr>
-        <w:instrText>REF _Ref231313558 \r \h</w:instrText>
+        <w:instrText>REF _Ref231313536 \r \h</w:instrText>
       </w:r>
       <w:r>
         <w:instrText xml:space="preserve"> </w:instrText>
@@ -1510,80 +1530,517 @@
         <w:fldChar w:fldCharType="separate"/>
       </w:r>
       <w:r>
-        <w:t>[4]</w:t>
+        <w:t>[3]</w:t>
       </w:r>
       <w:r>
         <w:fldChar w:fldCharType="end"/>
       </w:r>
       <w:r>
-        <w:rPr>
-          <w:rFonts w:hint="eastAsia"/>
-        </w:rPr>
         <w:t>。</w:t>
       </w:r>
+    </w:p>
+    <w:p>
+      <w:pPr>
+        <w:pStyle w:val="2"/>
+        <w:rPr>
+          <w:lang w:eastAsia="zh-TW"/>
+        </w:rPr>
+      </w:pPr>
+      <w:r>
+        <w:rPr>
+          <w:rFonts w:hint="eastAsia"/>
+          <w:lang w:eastAsia="zh-TW"/>
+        </w:rPr>
+        <w:t xml:space="preserve">DAX </w:t>
+      </w:r>
+      <w:r>
+        <w:rPr>
+          <w:rFonts w:hint="eastAsia"/>
+          <w:lang w:eastAsia="zh-TW"/>
+        </w:rPr>
+        <w:t>關鍵度量值</w:t>
+      </w:r>
+      <w:r>
+        <w:rPr>
+          <w:rFonts w:hint="eastAsia"/>
+          <w:lang w:eastAsia="zh-TW"/>
+        </w:rPr>
+        <w:t>設計</w:t>
+      </w:r>
+    </w:p>
+    <w:p>
+      <w:pPr>
+        <w:pStyle w:val="af0"/>
+      </w:pPr>
+      <w:r>
+        <w:rPr>
+          <w:rFonts w:hint="eastAsia"/>
+        </w:rPr>
+        <w:t>為量化零售業營業額指數與消費者物價指數之時間變化特徵，本研究利用數據分析表達式（</w:t>
+      </w:r>
+      <w:r>
+        <w:rPr>
+          <w:rFonts w:hint="eastAsia"/>
+        </w:rPr>
+        <w:t>Data Analysis Expressions, DAX</w:t>
+      </w:r>
+      <w:r>
+        <w:rPr>
+          <w:rFonts w:hint="eastAsia"/>
+        </w:rPr>
+        <w:t>）建立零售業年增率、皮爾森相關係數以及實質營業額三項核心分析指標</w:t>
+      </w:r>
+      <w:r>
+        <w:rPr>
+          <w:rFonts w:hint="eastAsia"/>
+        </w:rPr>
+        <w:t xml:space="preserve"> </w:t>
+      </w:r>
+      <w:r>
+        <w:fldChar w:fldCharType="begin"/>
+      </w:r>
+      <w:r>
+        <w:instrText xml:space="preserve"> </w:instrText>
+      </w:r>
+      <w:r>
+        <w:rPr>
+          <w:rFonts w:hint="eastAsia"/>
+        </w:rPr>
+        <w:instrText>REF _Ref231313536 \r \h</w:instrText>
+      </w:r>
+      <w:r>
+        <w:instrText xml:space="preserve"> </w:instrText>
+      </w:r>
+      <w:r>
+        <w:fldChar w:fldCharType="separate"/>
+      </w:r>
+      <w:r>
+        <w:t>[3]</w:t>
+      </w:r>
+      <w:r>
+        <w:fldChar w:fldCharType="end"/>
+      </w:r>
+      <w:r>
+        <w:rPr>
+          <w:rFonts w:hint="eastAsia"/>
+        </w:rPr>
+        <w:t>。</w:t>
+      </w:r>
+    </w:p>
+    <w:p>
+      <w:pPr>
+        <w:pStyle w:val="af0"/>
+      </w:pPr>
+    </w:p>
+    <w:p>
+      <w:pPr>
+        <w:pStyle w:val="af0"/>
+      </w:pPr>
+      <w:r>
+        <w:rPr>
+          <w:rFonts w:hint="eastAsia"/>
+        </w:rPr>
+        <w:t>首先，零售業年增率（</w:t>
+      </w:r>
+      <w:r>
+        <w:rPr>
+          <w:rFonts w:hint="eastAsia"/>
+        </w:rPr>
+        <w:t>Year-over-Year, YoY</w:t>
+      </w:r>
+      <w:r>
+        <w:rPr>
+          <w:rFonts w:hint="eastAsia"/>
+        </w:rPr>
+        <w:t>）指標被建立用以比較當期與前一年同期之營業額變化。由於不同月份可能受到節慶、季節性消費模式等因素影響，因此採用同期比較方式以降低季節性波動造成之分析偏差。計算過程透過</w:t>
+      </w:r>
+      <w:r>
+        <w:rPr>
+          <w:rFonts w:hint="eastAsia"/>
+        </w:rPr>
+        <w:t xml:space="preserve"> DAX </w:t>
+      </w:r>
+      <w:r>
+        <w:rPr>
+          <w:rFonts w:hint="eastAsia"/>
+        </w:rPr>
+        <w:t>時間智慧函數取得前一年同期資料，並使用</w:t>
+      </w:r>
+      <w:r>
+        <w:rPr>
+          <w:rFonts w:hint="eastAsia"/>
+        </w:rPr>
+        <w:t xml:space="preserve"> DIVIDE </w:t>
+      </w:r>
+      <w:r>
+        <w:rPr>
+          <w:rFonts w:hint="eastAsia"/>
+        </w:rPr>
+        <w:t>函數處理分母可能為零之情況，以避免計算錯誤並提升度量值穩定性</w:t>
+      </w:r>
+      <w:r>
+        <w:rPr>
+          <w:rFonts w:hint="eastAsia"/>
+        </w:rPr>
+        <w:t xml:space="preserve"> </w:t>
+      </w:r>
+      <w:r>
+        <w:fldChar w:fldCharType="begin"/>
+      </w:r>
+      <w:r>
+        <w:instrText xml:space="preserve"> </w:instrText>
+      </w:r>
+      <w:r>
+        <w:rPr>
+          <w:rFonts w:hint="eastAsia"/>
+        </w:rPr>
+        <w:instrText>REF _Ref231313536 \r \h</w:instrText>
+      </w:r>
+      <w:r>
+        <w:instrText xml:space="preserve"> </w:instrText>
+      </w:r>
+      <w:r>
+        <w:fldChar w:fldCharType="separate"/>
+      </w:r>
+      <w:r>
+        <w:t>[3]</w:t>
+      </w:r>
+      <w:r>
+        <w:fldChar w:fldCharType="end"/>
+      </w:r>
+      <w:r>
+        <w:rPr>
+          <w:rFonts w:hint="eastAsia"/>
+        </w:rPr>
+        <w:t>。</w:t>
+      </w:r>
+    </w:p>
+    <w:p>
+      <w:pPr>
+        <w:pStyle w:val="af0"/>
+      </w:pPr>
+    </w:p>
+    <w:p>
+      <w:pPr>
+        <w:pStyle w:val="af0"/>
+      </w:pPr>
+      <w:r>
+        <w:rPr>
+          <w:rFonts w:hint="eastAsia"/>
+        </w:rPr>
+        <w:t>其次，皮爾</w:t>
+      </w:r>
       <w:proofErr w:type="gramStart"/>
       <w:r>
         <w:rPr>
           <w:rFonts w:hint="eastAsia"/>
         </w:rPr>
-        <w:t>星型模型</w:t>
+        <w:t>森積差</w:t>
       </w:r>
       <w:proofErr w:type="gramEnd"/>
       <w:r>
         <w:rPr>
           <w:rFonts w:hint="eastAsia"/>
         </w:rPr>
-        <w:t>將資料區分為事實資料表與維度資料表，以提升多維度查詢與資料分析之效率。</w:t>
-      </w:r>
-    </w:p>
-    <w:p>
-      <w:pPr>
-        <w:pStyle w:val="af0"/>
-      </w:pPr>
-    </w:p>
-    <w:p>
-      <w:pPr>
-        <w:pStyle w:val="af0"/>
-      </w:pPr>
-      <w:r>
-        <w:rPr>
-          <w:rFonts w:hint="eastAsia"/>
-        </w:rPr>
-        <w:t>本研究以日期</w:t>
+        <w:t>相關係數（</w:t>
+      </w:r>
+      <w:r>
+        <w:t>Pearson product-moment correlation coefficient</w:t>
+      </w:r>
+      <w:r>
+        <w:rPr>
+          <w:rFonts w:hint="eastAsia"/>
+        </w:rPr>
+        <w:t>, PPMCC</w:t>
+      </w:r>
+      <w:r>
+        <w:rPr>
+          <w:rFonts w:hint="eastAsia"/>
+        </w:rPr>
+        <w:t>）被用於衡量零售業營業額指數與</w:t>
+      </w:r>
+      <w:r>
+        <w:rPr>
+          <w:rFonts w:hint="eastAsia"/>
+        </w:rPr>
+        <w:t xml:space="preserve"> CPI </w:t>
+      </w:r>
+      <w:r>
+        <w:rPr>
+          <w:rFonts w:hint="eastAsia"/>
+        </w:rPr>
+        <w:t>之線性關聯程度</w:t>
+      </w:r>
+      <w:r>
+        <w:rPr>
+          <w:rFonts w:hint="eastAsia"/>
+        </w:rPr>
+        <w:t xml:space="preserve"> </w:t>
+      </w:r>
+      <w:r>
+        <w:fldChar w:fldCharType="begin"/>
+      </w:r>
+      <w:r>
+        <w:instrText xml:space="preserve"> </w:instrText>
+      </w:r>
+      <w:r>
+        <w:rPr>
+          <w:rFonts w:hint="eastAsia"/>
+        </w:rPr>
+        <w:instrText>REF _Ref231313660 \r \h</w:instrText>
+      </w:r>
+      <w:r>
+        <w:instrText xml:space="preserve"> </w:instrText>
+      </w:r>
+      <w:r>
+        <w:fldChar w:fldCharType="separate"/>
+      </w:r>
+      <w:r>
+        <w:t>[</w:t>
+      </w:r>
+      <w:r>
+        <w:rPr>
+          <w:rFonts w:hint="eastAsia"/>
+        </w:rPr>
+        <w:t>5</w:t>
+      </w:r>
+      <w:r>
+        <w:t>]</w:t>
+      </w:r>
+      <w:r>
+        <w:fldChar w:fldCharType="end"/>
+      </w:r>
+      <w:r>
+        <w:rPr>
+          <w:rFonts w:hint="eastAsia"/>
+        </w:rPr>
+        <w:t>。該指標會依據儀表板中所選擇之年份、月份及零售類別條件進行動態重新計算，使不同時間區間與產業類別之相關特徵得以比較。然而，相關</w:t>
+      </w:r>
+      <w:r>
+        <w:rPr>
+          <w:rFonts w:hint="eastAsia"/>
+        </w:rPr>
+        <w:t>係數僅能反映兩項變數間之統計相關性，無法直接作為因果關係之證明。</w:t>
+      </w:r>
+    </w:p>
+    <w:p>
+      <w:pPr>
+        <w:pStyle w:val="af0"/>
+      </w:pPr>
+    </w:p>
+    <w:p>
+      <w:pPr>
+        <w:pStyle w:val="af0"/>
+      </w:pPr>
+      <w:r>
+        <w:rPr>
+          <w:rFonts w:hint="eastAsia"/>
+        </w:rPr>
+        <w:t>最後，為降低價格水準變化對營業額判讀之影響，本研究利用</w:t>
+      </w:r>
+      <w:r>
+        <w:rPr>
+          <w:rFonts w:hint="eastAsia"/>
+        </w:rPr>
+        <w:t xml:space="preserve"> CPI </w:t>
+      </w:r>
+      <w:r>
+        <w:rPr>
+          <w:rFonts w:hint="eastAsia"/>
+        </w:rPr>
+        <w:t>建立實質營業額修正指標</w:t>
+      </w:r>
+      <w:r>
+        <w:rPr>
+          <w:rFonts w:hint="eastAsia"/>
+        </w:rPr>
+        <w:t xml:space="preserve"> </w:t>
+      </w:r>
+      <w:r>
+        <w:fldChar w:fldCharType="begin"/>
+      </w:r>
+      <w:r>
+        <w:instrText xml:space="preserve"> </w:instrText>
+      </w:r>
+      <w:r>
+        <w:rPr>
+          <w:rFonts w:hint="eastAsia"/>
+        </w:rPr>
+        <w:instrText>REF _Ref231313508 \r \h</w:instrText>
+      </w:r>
+      <w:r>
+        <w:instrText xml:space="preserve"> </w:instrText>
+      </w:r>
+      <w:r>
+        <w:fldChar w:fldCharType="separate"/>
+      </w:r>
+      <w:r>
+        <w:t>[2]</w:t>
+      </w:r>
+      <w:r>
+        <w:fldChar w:fldCharType="end"/>
+      </w:r>
+      <w:r>
+        <w:rPr>
+          <w:rFonts w:hint="eastAsia"/>
+        </w:rPr>
+        <w:t>。其計算方式係將名目營業額指數依據同期</w:t>
+      </w:r>
+      <w:r>
+        <w:rPr>
+          <w:rFonts w:hint="eastAsia"/>
+        </w:rPr>
+        <w:t xml:space="preserve"> CPI </w:t>
+      </w:r>
+      <w:r>
+        <w:rPr>
+          <w:rFonts w:hint="eastAsia"/>
+        </w:rPr>
+        <w:t>進行價格調整，使價格因素與營業額變動得以區隔。透過名目與實質營業額之比較，可進一步分析價格變動對零售市場評估所造成之影響。</w:t>
+      </w:r>
+    </w:p>
+    <w:p>
+      <w:pPr>
+        <w:pStyle w:val="2"/>
+        <w:rPr>
+          <w:lang w:eastAsia="zh-TW"/>
+        </w:rPr>
+      </w:pPr>
+      <w:r>
+        <w:rPr>
+          <w:rFonts w:hint="eastAsia"/>
+          <w:lang w:eastAsia="zh-TW"/>
+        </w:rPr>
+        <w:t>互動式</w:t>
+      </w:r>
+      <w:r>
+        <w:rPr>
+          <w:rFonts w:hint="eastAsia"/>
+          <w:lang w:eastAsia="zh-TW"/>
+        </w:rPr>
+        <w:t>視覺化</w:t>
       </w:r>
       <w:proofErr w:type="gramStart"/>
       <w:r>
         <w:rPr>
           <w:rFonts w:hint="eastAsia"/>
-        </w:rPr>
-        <w:t>維度表作為</w:t>
+          <w:lang w:eastAsia="zh-TW"/>
+        </w:rPr>
+        <w:t>儀表板構建</w:t>
       </w:r>
       <w:proofErr w:type="gramEnd"/>
-      <w:r>
-        <w:rPr>
-          <w:rFonts w:hint="eastAsia"/>
-        </w:rPr>
-        <w:t>主要關聯核心，日期</w:t>
+    </w:p>
+    <w:p>
+      <w:pPr>
+        <w:pStyle w:val="af0"/>
+      </w:pPr>
+      <w:r>
+        <w:rPr>
+          <w:rFonts w:hint="eastAsia"/>
+        </w:rPr>
+        <w:t>為提升長期時間序列資料之分析效率，</w:t>
+      </w:r>
+      <w:r>
+        <w:t>互動式商業智慧</w:t>
       </w:r>
       <w:proofErr w:type="gramStart"/>
       <w:r>
-        <w:rPr>
-          <w:rFonts w:hint="eastAsia"/>
-        </w:rPr>
-        <w:t>維度表透過</w:t>
+        <w:t>儀表板係透過</w:t>
       </w:r>
       <w:proofErr w:type="gramEnd"/>
       <w:r>
-        <w:rPr>
-          <w:rFonts w:hint="eastAsia"/>
-        </w:rPr>
-        <w:t xml:space="preserve"> DAX </w:t>
-      </w:r>
-      <w:r>
-        <w:rPr>
-          <w:rFonts w:hint="eastAsia"/>
-        </w:rPr>
-        <w:t>建立，包含年份、季度、月份等時間屬性，以支援年度、季度及月份等不同層級之時間序列分析。零售業營業額指數資料表與</w:t>
+        <w:t xml:space="preserve"> Power BI </w:t>
+      </w:r>
+      <w:r>
+        <w:t>平台進行建構</w:t>
+      </w:r>
+      <w:r>
+        <w:rPr>
+          <w:rFonts w:hint="eastAsia"/>
+        </w:rPr>
+        <w:t xml:space="preserve"> </w:t>
+      </w:r>
+      <w:r>
+        <w:fldChar w:fldCharType="begin"/>
+      </w:r>
+      <w:r>
+        <w:instrText xml:space="preserve"> </w:instrText>
+      </w:r>
+      <w:r>
+        <w:rPr>
+          <w:rFonts w:hint="eastAsia"/>
+        </w:rPr>
+        <w:instrText>REF _Ref231313536 \r \h</w:instrText>
+      </w:r>
+      <w:r>
+        <w:instrText xml:space="preserve"> </w:instrText>
+      </w:r>
+      <w:r>
+        <w:fldChar w:fldCharType="separate"/>
+      </w:r>
+      <w:r>
+        <w:t>[3]</w:t>
+      </w:r>
+      <w:r>
+        <w:fldChar w:fldCharType="end"/>
+      </w:r>
+      <w:r>
+        <w:fldChar w:fldCharType="begin"/>
+      </w:r>
+      <w:r>
+        <w:instrText xml:space="preserve"> REF _Ref231313523 \r \h </w:instrText>
+      </w:r>
+      <w:r>
+        <w:fldChar w:fldCharType="separate"/>
+      </w:r>
+      <w:r>
+        <w:t>[</w:t>
+      </w:r>
+      <w:r>
+        <w:rPr>
+          <w:rFonts w:hint="eastAsia"/>
+        </w:rPr>
+        <w:t>6</w:t>
+      </w:r>
+      <w:r>
+        <w:t>]</w:t>
+      </w:r>
+      <w:r>
+        <w:fldChar w:fldCharType="end"/>
+      </w:r>
+      <w:r>
+        <w:rPr>
+          <w:rFonts w:hint="eastAsia"/>
+        </w:rPr>
+        <w:t>。儀表板整合零售業營業額指數、</w:t>
+      </w:r>
+      <w:r>
+        <w:rPr>
+          <w:rFonts w:hint="eastAsia"/>
+        </w:rPr>
+        <w:t xml:space="preserve">CPI </w:t>
+      </w:r>
+      <w:r>
+        <w:rPr>
+          <w:rFonts w:hint="eastAsia"/>
+        </w:rPr>
+        <w:t>指數、年增率、相關係數與實質營業額等多項分析指標，以提供不同分析角度之資料觀察方式。</w:t>
+      </w:r>
+    </w:p>
+    <w:p>
+      <w:pPr>
+        <w:pStyle w:val="af0"/>
+      </w:pPr>
+    </w:p>
+    <w:p>
+      <w:pPr>
+        <w:pStyle w:val="af0"/>
+      </w:pPr>
+      <w:r>
+        <w:rPr>
+          <w:rFonts w:hint="eastAsia"/>
+        </w:rPr>
+        <w:t>主要視覺化元件包含雙軸折線圖、統計指標卡、資料矩陣與散佈圖。雙軸折線圖被用於呈現零售業營業額指數與</w:t>
       </w:r>
       <w:r>
         <w:rPr>
@@ -1595,45 +2052,59 @@
         <w:rPr>
           <w:rFonts w:hint="eastAsia"/>
         </w:rPr>
-        <w:t>資料表則被設定為事實資料表，並透過日期欄位與日期</w:t>
-      </w:r>
+        <w:t>於長期時間範圍內之變化趨勢；散佈圖則被用於觀察兩項指標之線性分布情形；統計指標卡則用於呈現關鍵計算結果，以提升資料判讀效率。</w:t>
+      </w:r>
+    </w:p>
+    <w:p>
+      <w:pPr>
+        <w:pStyle w:val="af0"/>
+      </w:pPr>
+    </w:p>
+    <w:p>
+      <w:pPr>
+        <w:pStyle w:val="af0"/>
+      </w:pPr>
       <w:proofErr w:type="gramStart"/>
       <w:r>
         <w:rPr>
           <w:rFonts w:hint="eastAsia"/>
         </w:rPr>
-        <w:t>維度表建立</w:t>
+        <w:t>此外，</w:t>
       </w:r>
       <w:proofErr w:type="gramEnd"/>
       <w:r>
         <w:rPr>
           <w:rFonts w:hint="eastAsia"/>
         </w:rPr>
-        <w:t>多對一關聯。</w:t>
-      </w:r>
-    </w:p>
-    <w:p>
-      <w:pPr>
-        <w:pStyle w:val="af0"/>
-      </w:pPr>
-    </w:p>
-    <w:p>
-      <w:pPr>
-        <w:pStyle w:val="af0"/>
-      </w:pPr>
-      <w:proofErr w:type="gramStart"/>
-      <w:r>
-        <w:rPr>
-          <w:rFonts w:hint="eastAsia"/>
-        </w:rPr>
-        <w:t>此外，</w:t>
-      </w:r>
-      <w:proofErr w:type="gramEnd"/>
-      <w:r>
-        <w:rPr>
-          <w:rFonts w:hint="eastAsia"/>
-        </w:rPr>
-        <w:t>零售業類別資訊被作為產業分析之維度資料，使不同零售通路之營業額變化能夠被獨立篩選與比較。資料模型中採用單向篩選方向，使篩選條件能夠由維度資料傳遞至事實資料，以維持資料關聯性與計算結果之一致性</w:t>
+        <w:t>儀表板中配置年份篩選器、月份篩選器以及零售業類別切片器，使不同時間區間與零售通路之資料能夠被動態篩選。當篩選條件發生變化時，各視覺化元件將依據相同篩選上下文重新計算與更新，進而提供一致之多維度分析結果。</w:t>
+      </w:r>
+    </w:p>
+    <w:p>
+      <w:pPr>
+        <w:pStyle w:val="af0"/>
+      </w:pPr>
+    </w:p>
+    <w:p>
+      <w:pPr>
+        <w:pStyle w:val="af0"/>
+        <w:rPr>
+          <w:rFonts w:hint="eastAsia"/>
+        </w:rPr>
+      </w:pPr>
+      <w:r>
+        <w:t>透過資料前處理、資料關聯建立、</w:t>
+      </w:r>
+      <w:r>
+        <w:t xml:space="preserve">DAX </w:t>
+      </w:r>
+      <w:r>
+        <w:t>度量值設計以及互動式視覺化架構之整合，零售業營業額指數與</w:t>
+      </w:r>
+      <w:r>
+        <w:t xml:space="preserve"> CPI </w:t>
+      </w:r>
+      <w:r>
+        <w:t>之長期時序關聯分析得以系統化完成</w:t>
       </w:r>
       <w:r>
         <w:rPr>
@@ -1651,7 +2122,7 @@
         <w:rPr>
           <w:rFonts w:hint="eastAsia"/>
         </w:rPr>
-        <w:instrText>REF _Ref231313558 \r \h</w:instrText>
+        <w:instrText>REF _Ref231313536 \r \h</w:instrText>
       </w:r>
       <w:r>
         <w:instrText xml:space="preserve"> </w:instrText>
@@ -1660,626 +2131,37 @@
         <w:fldChar w:fldCharType="separate"/>
       </w:r>
       <w:r>
-        <w:t>[4]</w:t>
+        <w:t>[3]</w:t>
       </w:r>
       <w:r>
         <w:fldChar w:fldCharType="end"/>
       </w:r>
       <w:r>
-        <w:rPr>
-          <w:rFonts w:hint="eastAsia"/>
-        </w:rPr>
+        <w:fldChar w:fldCharType="begin"/>
+      </w:r>
+      <w:r>
+        <w:instrText xml:space="preserve"> REF _Ref231313487 \r \h </w:instrText>
+      </w:r>
+      <w:r>
+        <w:fldChar w:fldCharType="separate"/>
+      </w:r>
+      <w:r>
+        <w:t>[</w:t>
+      </w:r>
+      <w:r>
+        <w:rPr>
+          <w:rFonts w:hint="eastAsia"/>
+        </w:rPr>
+        <w:t>4</w:t>
+      </w:r>
+      <w:r>
+        <w:t>]</w:t>
+      </w:r>
+      <w:r>
+        <w:fldChar w:fldCharType="end"/>
+      </w:r>
+      <w:r>
         <w:t>。</w:t>
-      </w:r>
-    </w:p>
-    <w:p>
-      <w:pPr>
-        <w:pStyle w:val="af0"/>
-      </w:pPr>
-    </w:p>
-    <w:p>
-      <w:pPr>
-        <w:pStyle w:val="af0"/>
-      </w:pPr>
-      <w:r>
-        <w:rPr>
-          <w:rFonts w:hint="eastAsia"/>
-        </w:rPr>
-        <w:t>透過上述資料模型設計，</w:t>
-      </w:r>
-      <w:r>
-        <w:rPr>
-          <w:rFonts w:hint="eastAsia"/>
-        </w:rPr>
-        <w:t xml:space="preserve">Power BI </w:t>
-      </w:r>
-      <w:r>
-        <w:rPr>
-          <w:rFonts w:hint="eastAsia"/>
-        </w:rPr>
-        <w:t>儀表板中之年份篩選器、月份篩選器與零售類別切片器可即時影響</w:t>
-      </w:r>
-      <w:r>
-        <w:rPr>
-          <w:rFonts w:hint="eastAsia"/>
-        </w:rPr>
-        <w:t xml:space="preserve"> DAX </w:t>
-      </w:r>
-      <w:r>
-        <w:rPr>
-          <w:rFonts w:hint="eastAsia"/>
-        </w:rPr>
-        <w:t>度量值計算結果，使不同維度下之零售市場變化得以被動態分析。</w:t>
-      </w:r>
-    </w:p>
-    <w:p>
-      <w:pPr>
-        <w:pStyle w:val="2"/>
-        <w:rPr>
-          <w:lang w:eastAsia="zh-TW"/>
-        </w:rPr>
-      </w:pPr>
-      <w:r>
-        <w:rPr>
-          <w:rFonts w:hint="eastAsia"/>
-          <w:lang w:eastAsia="zh-TW"/>
-        </w:rPr>
-        <w:t xml:space="preserve">DAX </w:t>
-      </w:r>
-      <w:r>
-        <w:rPr>
-          <w:rFonts w:hint="eastAsia"/>
-          <w:lang w:eastAsia="zh-TW"/>
-        </w:rPr>
-        <w:t>關鍵度量值</w:t>
-      </w:r>
-      <w:r>
-        <w:rPr>
-          <w:rFonts w:hint="eastAsia"/>
-          <w:lang w:eastAsia="zh-TW"/>
-        </w:rPr>
-        <w:t>設計</w:t>
-      </w:r>
-    </w:p>
-    <w:p>
-      <w:pPr>
-        <w:pStyle w:val="af0"/>
-      </w:pPr>
-      <w:r>
-        <w:rPr>
-          <w:rFonts w:hint="eastAsia"/>
-        </w:rPr>
-        <w:t>為量化零售業營業額指數與消費者物價指數之時間變化特徵，本研究利用數據分析表達式（</w:t>
-      </w:r>
-      <w:r>
-        <w:rPr>
-          <w:rFonts w:hint="eastAsia"/>
-        </w:rPr>
-        <w:t>Data Analysis Expressions, DAX</w:t>
-      </w:r>
-      <w:r>
-        <w:rPr>
-          <w:rFonts w:hint="eastAsia"/>
-        </w:rPr>
-        <w:t>）建立零售業年增率、皮爾森相關係數以及實質營業額三項核心分析指標</w:t>
-      </w:r>
-      <w:r>
-        <w:rPr>
-          <w:rFonts w:hint="eastAsia"/>
-        </w:rPr>
-        <w:t xml:space="preserve"> </w:t>
-      </w:r>
-      <w:r>
-        <w:fldChar w:fldCharType="begin"/>
-      </w:r>
-      <w:r>
-        <w:instrText xml:space="preserve"> </w:instrText>
-      </w:r>
-      <w:r>
-        <w:rPr>
-          <w:rFonts w:hint="eastAsia"/>
-        </w:rPr>
-        <w:instrText>REF _Ref231313536 \r \h</w:instrText>
-      </w:r>
-      <w:r>
-        <w:instrText xml:space="preserve"> </w:instrText>
-      </w:r>
-      <w:r>
-        <w:fldChar w:fldCharType="separate"/>
-      </w:r>
-      <w:r>
-        <w:t>[3]</w:t>
-      </w:r>
-      <w:r>
-        <w:fldChar w:fldCharType="end"/>
-      </w:r>
-      <w:r>
-        <w:rPr>
-          <w:rFonts w:hint="eastAsia"/>
-        </w:rPr>
-        <w:t>。</w:t>
-      </w:r>
-    </w:p>
-    <w:p>
-      <w:pPr>
-        <w:pStyle w:val="af0"/>
-      </w:pPr>
-    </w:p>
-    <w:p>
-      <w:pPr>
-        <w:pStyle w:val="af0"/>
-      </w:pPr>
-      <w:r>
-        <w:rPr>
-          <w:rFonts w:hint="eastAsia"/>
-        </w:rPr>
-        <w:t>首先，零售業年增率（</w:t>
-      </w:r>
-      <w:r>
-        <w:rPr>
-          <w:rFonts w:hint="eastAsia"/>
-        </w:rPr>
-        <w:t>Year-over-Year, YoY</w:t>
-      </w:r>
-      <w:r>
-        <w:rPr>
-          <w:rFonts w:hint="eastAsia"/>
-        </w:rPr>
-        <w:t>）指標被建立用以比較當期與前一年同期之營業額變化。由於不同月份可能受到節慶、季節性消費模式等因素影響，因此採用同期比較方式以降低季節性波動造成之分析偏差。計算過程透過</w:t>
-      </w:r>
-      <w:r>
-        <w:rPr>
-          <w:rFonts w:hint="eastAsia"/>
-        </w:rPr>
-        <w:t xml:space="preserve"> DAX </w:t>
-      </w:r>
-      <w:r>
-        <w:rPr>
-          <w:rFonts w:hint="eastAsia"/>
-        </w:rPr>
-        <w:t>時間智慧函數取得前一年同期資料，並使用</w:t>
-      </w:r>
-      <w:r>
-        <w:rPr>
-          <w:rFonts w:hint="eastAsia"/>
-        </w:rPr>
-        <w:t xml:space="preserve"> DIVIDE </w:t>
-      </w:r>
-      <w:r>
-        <w:rPr>
-          <w:rFonts w:hint="eastAsia"/>
-        </w:rPr>
-        <w:t>函數處理分母可能為零之情況，以避免計算錯誤並提升度量值穩定性</w:t>
-      </w:r>
-      <w:r>
-        <w:rPr>
-          <w:rFonts w:hint="eastAsia"/>
-        </w:rPr>
-        <w:t xml:space="preserve"> </w:t>
-      </w:r>
-      <w:r>
-        <w:fldChar w:fldCharType="begin"/>
-      </w:r>
-      <w:r>
-        <w:instrText xml:space="preserve"> </w:instrText>
-      </w:r>
-      <w:r>
-        <w:rPr>
-          <w:rFonts w:hint="eastAsia"/>
-        </w:rPr>
-        <w:instrText>REF _Ref231313536 \r \h</w:instrText>
-      </w:r>
-      <w:r>
-        <w:instrText xml:space="preserve"> </w:instrText>
-      </w:r>
-      <w:r>
-        <w:fldChar w:fldCharType="separate"/>
-      </w:r>
-      <w:r>
-        <w:t>[3]</w:t>
-      </w:r>
-      <w:r>
-        <w:fldChar w:fldCharType="end"/>
-      </w:r>
-      <w:r>
-        <w:rPr>
-          <w:rFonts w:hint="eastAsia"/>
-        </w:rPr>
-        <w:t>。</w:t>
-      </w:r>
-    </w:p>
-    <w:p>
-      <w:pPr>
-        <w:pStyle w:val="af0"/>
-      </w:pPr>
-    </w:p>
-    <w:p>
-      <w:pPr>
-        <w:pStyle w:val="af0"/>
-      </w:pPr>
-      <w:r>
-        <w:rPr>
-          <w:rFonts w:hint="eastAsia"/>
-        </w:rPr>
-        <w:t>其次，皮爾</w:t>
-      </w:r>
-      <w:proofErr w:type="gramStart"/>
-      <w:r>
-        <w:rPr>
-          <w:rFonts w:hint="eastAsia"/>
-        </w:rPr>
-        <w:t>森積差</w:t>
-      </w:r>
-      <w:proofErr w:type="gramEnd"/>
-      <w:r>
-        <w:rPr>
-          <w:rFonts w:hint="eastAsia"/>
-        </w:rPr>
-        <w:t>相關係數（</w:t>
-      </w:r>
-      <w:r>
-        <w:t>Pearson product-moment correlation coefficient</w:t>
-      </w:r>
-      <w:r>
-        <w:rPr>
-          <w:rFonts w:hint="eastAsia"/>
-        </w:rPr>
-        <w:t>, PPMCC</w:t>
-      </w:r>
-      <w:r>
-        <w:rPr>
-          <w:rFonts w:hint="eastAsia"/>
-        </w:rPr>
-        <w:t>）被用於衡量零售業營業額指數與</w:t>
-      </w:r>
-      <w:r>
-        <w:rPr>
-          <w:rFonts w:hint="eastAsia"/>
-        </w:rPr>
-        <w:t xml:space="preserve"> CPI </w:t>
-      </w:r>
-      <w:r>
-        <w:rPr>
-          <w:rFonts w:hint="eastAsia"/>
-        </w:rPr>
-        <w:t>之線性關聯程度</w:t>
-      </w:r>
-      <w:r>
-        <w:rPr>
-          <w:rFonts w:hint="eastAsia"/>
-        </w:rPr>
-        <w:t xml:space="preserve"> </w:t>
-      </w:r>
-      <w:r>
-        <w:fldChar w:fldCharType="begin"/>
-      </w:r>
-      <w:r>
-        <w:instrText xml:space="preserve"> </w:instrText>
-      </w:r>
-      <w:r>
-        <w:rPr>
-          <w:rFonts w:hint="eastAsia"/>
-        </w:rPr>
-        <w:instrText>REF _Ref231313660 \r \h</w:instrText>
-      </w:r>
-      <w:r>
-        <w:instrText xml:space="preserve"> </w:instrText>
-      </w:r>
-      <w:r>
-        <w:fldChar w:fldCharType="separate"/>
-      </w:r>
-      <w:r>
-        <w:t>[6]</w:t>
-      </w:r>
-      <w:r>
-        <w:fldChar w:fldCharType="end"/>
-      </w:r>
-      <w:r>
-        <w:rPr>
-          <w:rFonts w:hint="eastAsia"/>
-        </w:rPr>
-        <w:t>。該指標會依據儀表板中所選擇之年份、月份及零售類別條件進行動態重新計算，使不同時間區間與產業類別之相關特徵得以比較。然而，相關係數僅能反映兩項變數間之統計相關性，無法直接作為因果關係之證明。</w:t>
-      </w:r>
-    </w:p>
-    <w:p>
-      <w:pPr>
-        <w:pStyle w:val="af0"/>
-      </w:pPr>
-    </w:p>
-    <w:p>
-      <w:pPr>
-        <w:pStyle w:val="af0"/>
-      </w:pPr>
-      <w:r>
-        <w:rPr>
-          <w:rFonts w:hint="eastAsia"/>
-        </w:rPr>
-        <w:t>最後，為降低價格水準變化對營業額判讀之影響，本研究利用</w:t>
-      </w:r>
-      <w:r>
-        <w:rPr>
-          <w:rFonts w:hint="eastAsia"/>
-        </w:rPr>
-        <w:t xml:space="preserve"> CPI </w:t>
-      </w:r>
-      <w:r>
-        <w:rPr>
-          <w:rFonts w:hint="eastAsia"/>
-        </w:rPr>
-        <w:t>建立實質營業額修正指標</w:t>
-      </w:r>
-      <w:r>
-        <w:rPr>
-          <w:rFonts w:hint="eastAsia"/>
-        </w:rPr>
-        <w:t xml:space="preserve"> </w:t>
-      </w:r>
-      <w:r>
-        <w:fldChar w:fldCharType="begin"/>
-      </w:r>
-      <w:r>
-        <w:instrText xml:space="preserve"> </w:instrText>
-      </w:r>
-      <w:r>
-        <w:rPr>
-          <w:rFonts w:hint="eastAsia"/>
-        </w:rPr>
-        <w:instrText>REF _Ref231313508 \r \h</w:instrText>
-      </w:r>
-      <w:r>
-        <w:instrText xml:space="preserve"> </w:instrText>
-      </w:r>
-      <w:r>
-        <w:fldChar w:fldCharType="separate"/>
-      </w:r>
-      <w:r>
-        <w:t>[2]</w:t>
-      </w:r>
-      <w:r>
-        <w:fldChar w:fldCharType="end"/>
-      </w:r>
-      <w:r>
-        <w:rPr>
-          <w:rFonts w:hint="eastAsia"/>
-        </w:rPr>
-        <w:t>。其計算方式係將名目營業額指數依據同期</w:t>
-      </w:r>
-      <w:r>
-        <w:rPr>
-          <w:rFonts w:hint="eastAsia"/>
-        </w:rPr>
-        <w:t xml:space="preserve"> CPI </w:t>
-      </w:r>
-      <w:r>
-        <w:rPr>
-          <w:rFonts w:hint="eastAsia"/>
-        </w:rPr>
-        <w:t>進行價格調整，使價格因素與營業額變動得以區隔。透過名目與實質營業額之比較，可進一步分析價格變動對零售市場評估所造成之影響。</w:t>
-      </w:r>
-    </w:p>
-    <w:p>
-      <w:pPr>
-        <w:pStyle w:val="2"/>
-        <w:rPr>
-          <w:lang w:eastAsia="zh-TW"/>
-        </w:rPr>
-      </w:pPr>
-      <w:r>
-        <w:rPr>
-          <w:rFonts w:hint="eastAsia"/>
-          <w:lang w:eastAsia="zh-TW"/>
-        </w:rPr>
-        <w:t>互動式</w:t>
-      </w:r>
-      <w:r>
-        <w:rPr>
-          <w:rFonts w:hint="eastAsia"/>
-          <w:lang w:eastAsia="zh-TW"/>
-        </w:rPr>
-        <w:t>視覺化</w:t>
-      </w:r>
-      <w:proofErr w:type="gramStart"/>
-      <w:r>
-        <w:rPr>
-          <w:rFonts w:hint="eastAsia"/>
-          <w:lang w:eastAsia="zh-TW"/>
-        </w:rPr>
-        <w:t>儀表板構建</w:t>
-      </w:r>
-      <w:proofErr w:type="gramEnd"/>
-    </w:p>
-    <w:p>
-      <w:pPr>
-        <w:pStyle w:val="af0"/>
-      </w:pPr>
-      <w:r>
-        <w:rPr>
-          <w:rFonts w:hint="eastAsia"/>
-        </w:rPr>
-        <w:t>為提升長期時間序列資料之分析效率，</w:t>
-      </w:r>
-      <w:r>
-        <w:t>互動式商業智慧</w:t>
-      </w:r>
-      <w:proofErr w:type="gramStart"/>
-      <w:r>
-        <w:t>儀表板係透過</w:t>
-      </w:r>
-      <w:proofErr w:type="gramEnd"/>
-      <w:r>
-        <w:t xml:space="preserve"> Power BI </w:t>
-      </w:r>
-      <w:r>
-        <w:t>平台進行建構</w:t>
-      </w:r>
-      <w:r>
-        <w:rPr>
-          <w:rFonts w:hint="eastAsia"/>
-        </w:rPr>
-        <w:t xml:space="preserve"> </w:t>
-      </w:r>
-      <w:r>
-        <w:fldChar w:fldCharType="begin"/>
-      </w:r>
-      <w:r>
-        <w:instrText xml:space="preserve"> </w:instrText>
-      </w:r>
-      <w:r>
-        <w:rPr>
-          <w:rFonts w:hint="eastAsia"/>
-        </w:rPr>
-        <w:instrText>REF _Ref231313536 \r \h</w:instrText>
-      </w:r>
-      <w:r>
-        <w:instrText xml:space="preserve"> </w:instrText>
-      </w:r>
-      <w:r>
-        <w:fldChar w:fldCharType="separate"/>
-      </w:r>
-      <w:r>
-        <w:t>[3]</w:t>
-      </w:r>
-      <w:r>
-        <w:fldChar w:fldCharType="end"/>
-      </w:r>
-      <w:r>
-        <w:fldChar w:fldCharType="begin"/>
-      </w:r>
-      <w:r>
-        <w:instrText xml:space="preserve"> REF _Ref231313523 \r \h </w:instrText>
-      </w:r>
-      <w:r>
-        <w:fldChar w:fldCharType="separate"/>
-      </w:r>
-      <w:r>
-        <w:t>[7]</w:t>
-      </w:r>
-      <w:r>
-        <w:fldChar w:fldCharType="end"/>
-      </w:r>
-      <w:r>
-        <w:rPr>
-          <w:rFonts w:hint="eastAsia"/>
-        </w:rPr>
-        <w:t>。儀表板整合零售業營業額指數、</w:t>
-      </w:r>
-      <w:r>
-        <w:rPr>
-          <w:rFonts w:hint="eastAsia"/>
-        </w:rPr>
-        <w:t xml:space="preserve">CPI </w:t>
-      </w:r>
-      <w:r>
-        <w:rPr>
-          <w:rFonts w:hint="eastAsia"/>
-        </w:rPr>
-        <w:t>指數、年增率、相關係數與實質營業額等多項分析指標，以提供不同分析角度之資料觀察方式。</w:t>
-      </w:r>
-    </w:p>
-    <w:p>
-      <w:pPr>
-        <w:pStyle w:val="af0"/>
-      </w:pPr>
-    </w:p>
-    <w:p>
-      <w:pPr>
-        <w:pStyle w:val="af0"/>
-      </w:pPr>
-      <w:r>
-        <w:rPr>
-          <w:rFonts w:hint="eastAsia"/>
-        </w:rPr>
-        <w:t>主要視覺化元件包含雙軸折線圖、統計指標卡、資料矩陣與散佈圖。雙軸折線圖被用於呈現零售業營業額指數與</w:t>
-      </w:r>
-      <w:r>
-        <w:rPr>
-          <w:rFonts w:hint="eastAsia"/>
-        </w:rPr>
-        <w:t xml:space="preserve"> CPI </w:t>
-      </w:r>
-      <w:r>
-        <w:rPr>
-          <w:rFonts w:hint="eastAsia"/>
-        </w:rPr>
-        <w:t>於長期時間範圍內之變化趨勢；散佈圖則被用於觀察兩項指標之線性分布情形；統計指標卡則用於呈現關鍵計算結果，以提升資料判讀效率。</w:t>
-      </w:r>
-    </w:p>
-    <w:p>
-      <w:pPr>
-        <w:pStyle w:val="af0"/>
-      </w:pPr>
-    </w:p>
-    <w:p>
-      <w:pPr>
-        <w:pStyle w:val="af0"/>
-      </w:pPr>
-      <w:proofErr w:type="gramStart"/>
-      <w:r>
-        <w:rPr>
-          <w:rFonts w:hint="eastAsia"/>
-        </w:rPr>
-        <w:t>此外，</w:t>
-      </w:r>
-      <w:proofErr w:type="gramEnd"/>
-      <w:r>
-        <w:rPr>
-          <w:rFonts w:hint="eastAsia"/>
-        </w:rPr>
-        <w:t>儀表板中配置年份篩選器、月份篩選器以及零售業類別切片器，使不同時間區間與零售通路之資料能夠被動態篩選。當篩選條件發生變化時，各視覺化元件將依據相同篩選上下文重新計算與更新，進而提供一致之多維度分析結果。</w:t>
-      </w:r>
-    </w:p>
-    <w:p>
-      <w:pPr>
-        <w:pStyle w:val="af0"/>
-      </w:pPr>
-    </w:p>
-    <w:p>
-      <w:pPr>
-        <w:pStyle w:val="af0"/>
-      </w:pPr>
-      <w:r>
-        <w:rPr>
-          <w:rFonts w:hint="eastAsia"/>
-        </w:rPr>
-        <w:t>透過資料前處理、</w:t>
-      </w:r>
-      <w:proofErr w:type="gramStart"/>
-      <w:r>
-        <w:rPr>
-          <w:rFonts w:hint="eastAsia"/>
-        </w:rPr>
-        <w:t>星型模型</w:t>
-      </w:r>
-      <w:proofErr w:type="gramEnd"/>
-      <w:r>
-        <w:rPr>
-          <w:rFonts w:hint="eastAsia"/>
-        </w:rPr>
-        <w:t>設計、</w:t>
-      </w:r>
-      <w:r>
-        <w:rPr>
-          <w:rFonts w:hint="eastAsia"/>
-        </w:rPr>
-        <w:t xml:space="preserve">DAX </w:t>
-      </w:r>
-      <w:r>
-        <w:rPr>
-          <w:rFonts w:hint="eastAsia"/>
-        </w:rPr>
-        <w:t>度量值建立以及互動式視覺化架構之整合，零售業營業額指數與</w:t>
-      </w:r>
-      <w:r>
-        <w:rPr>
-          <w:rFonts w:hint="eastAsia"/>
-        </w:rPr>
-        <w:t xml:space="preserve"> CPI </w:t>
-      </w:r>
-      <w:r>
-        <w:rPr>
-          <w:rFonts w:hint="eastAsia"/>
-        </w:rPr>
-        <w:t>之長期時序關聯分析得以系統化完成。</w:t>
       </w:r>
     </w:p>
     <w:p>
@@ -2407,7 +2289,6 @@
                 <w:noProof/>
                 <w:lang w:eastAsia="zh-TW"/>
               </w:rPr>
-              <w:lastRenderedPageBreak/>
               <w:drawing>
                 <wp:inline distT="0" distB="0" distL="0" distR="0" wp14:anchorId="7D767FC6" wp14:editId="3273447B">
                   <wp:extent cx="3202940" cy="1786255"/>
@@ -2506,6 +2387,7 @@
         <w:rPr>
           <w:rFonts w:hint="eastAsia"/>
         </w:rPr>
+        <w:lastRenderedPageBreak/>
         <w:t>圖一呈現零售業營業額指數與</w:t>
       </w:r>
       <w:r>
@@ -2611,7 +2493,16 @@
         <w:fldChar w:fldCharType="separate"/>
       </w:r>
       <w:r>
-        <w:t>[6]</w:t>
+        <w:t>[</w:t>
+      </w:r>
+      <w:r>
+        <w:rPr>
+          <w:rFonts w:hint="eastAsia"/>
+        </w:rPr>
+        <w:t>5</w:t>
+      </w:r>
+      <w:r>
+        <w:t>]</w:t>
       </w:r>
       <w:r>
         <w:fldChar w:fldCharType="end"/>
@@ -2907,13 +2798,7 @@
         <w:rPr>
           <w:rFonts w:hint="eastAsia"/>
         </w:rPr>
-        <w:t>之關聯程度雖仍維持正相關，但相關強度於不同年度有所變動。此結果反映兩</w:t>
-      </w:r>
-      <w:r>
-        <w:rPr>
-          <w:rFonts w:hint="eastAsia"/>
-        </w:rPr>
-        <w:t>項經濟指標間之關係可能受到市場環境、產業發展以及消費結構改變之影響。</w:t>
+        <w:t>之關聯程度雖仍維持正相關，但相關強度於不同年度有所變動。此結果反映兩項經濟指標間之關係可能受到市場環境、產業發展以及消費結構改變之影響。</w:t>
       </w:r>
     </w:p>
     <w:p>
@@ -3108,19 +2993,22 @@
         <w:rPr>
           <w:rFonts w:hint="eastAsia"/>
         </w:rPr>
-        <w:t>透過各通路長期營業額指數平均值比較，可觀察不同零售型態於研究期間具有不同之成長特徵。百貨公司業之長期平均指數為</w:t>
-      </w:r>
-      <w:r>
-        <w:rPr>
-          <w:rFonts w:hint="eastAsia"/>
-        </w:rPr>
+        <w:t>透過各通路長期營業額指數平均值比較，可觀察不同零售型態於研究期間具有不同之成長特徵。</w:t>
+      </w:r>
+      <w:r>
+        <w:t>百貨公司業之長期平均指數為</w:t>
+      </w:r>
+      <w:r>
         <w:t xml:space="preserve"> 88.67</w:t>
       </w:r>
       <w:r>
-        <w:rPr>
-          <w:rFonts w:hint="eastAsia"/>
-        </w:rPr>
-        <w:t>，為分析通路中最高；便利商店業與超級市場業之平均指數分別為</w:t>
+        <w:t>，但由於各零售通路統計期間不同，該數值僅供參考，不宜直接進行絕對比較</w:t>
+      </w:r>
+      <w:r>
+        <w:rPr>
+          <w:rFonts w:hint="eastAsia"/>
+        </w:rPr>
+        <w:t>；便利商店業與超級市場業之平均指數分別為</w:t>
       </w:r>
       <w:r>
         <w:rPr>
@@ -3157,39 +3045,27 @@
         <w:pStyle w:val="af0"/>
       </w:pPr>
       <w:r>
-        <w:rPr>
-          <w:rFonts w:hint="eastAsia"/>
-        </w:rPr>
         <w:t>電子購物及郵購業之長期平均指數為</w:t>
       </w:r>
       <w:r>
-        <w:rPr>
-          <w:rFonts w:hint="eastAsia"/>
-        </w:rPr>
         <w:t xml:space="preserve"> 64.10</w:t>
       </w:r>
       <w:r>
-        <w:rPr>
-          <w:rFonts w:hint="eastAsia"/>
-        </w:rPr>
-        <w:t>，雖平均值相對較低，但其主要原因為統計期間較晚開始，早期資料較少，因此平均結果不宜直接與其他具有較長觀察期間之通路進行絕對比較。從其時序變化趨勢可發現，</w:t>
-      </w:r>
-      <w:r>
-        <w:rPr>
-          <w:rFonts w:hint="eastAsia"/>
-        </w:rPr>
+        <w:t>，雖平均值相對較低，但主要因統計期間較晚開始，資料長度較短，因此不宜與其他通路進行直接比較。從其時序變化趨勢可發現，</w:t>
+      </w:r>
+      <w:r>
         <w:t xml:space="preserve">2020 </w:t>
       </w:r>
       <w:r>
-        <w:rPr>
-          <w:rFonts w:hint="eastAsia"/>
-        </w:rPr>
         <w:t>年後電子購物及郵購業呈現明顯成長，可能與數位消費模式提升以及網路購物普及有關。</w:t>
       </w:r>
     </w:p>
     <w:p>
       <w:pPr>
         <w:pStyle w:val="af0"/>
+        <w:rPr>
+          <w:rFonts w:hint="eastAsia"/>
+        </w:rPr>
       </w:pPr>
     </w:p>
     <w:p>
@@ -3297,7 +3173,6 @@
                 <w:noProof/>
                 <w:lang w:eastAsia="zh-TW"/>
               </w:rPr>
-              <w:lastRenderedPageBreak/>
               <w:drawing>
                 <wp:inline distT="0" distB="0" distL="0" distR="0" wp14:anchorId="40DE0B0E" wp14:editId="3B099370">
                   <wp:extent cx="3197860" cy="1791970"/>
@@ -3403,7 +3278,16 @@
         <w:rPr>
           <w:rFonts w:hint="eastAsia"/>
         </w:rPr>
-        <w:t>修正後之實質營業額於早期期間變化趨勢較為接近。然而，自近年物價上升速度提高後，兩者之差距逐漸增加，顯示部分名目營業額成長可能受到價格水準提高之影響。</w:t>
+        <w:t>修正後之實質營業額於早期期間變化趨勢較為接近。然而，自近年物價上升速度提高後，兩者之差距逐漸增加，</w:t>
+      </w:r>
+      <w:r>
+        <w:t>顯示部分名目營業額成長可能受到物價水準上升的影響</w:t>
+      </w:r>
+      <w:r>
+        <w:rPr>
+          <w:rFonts w:hint="eastAsia"/>
+        </w:rPr>
+        <w:t>。</w:t>
       </w:r>
     </w:p>
     <w:p>
@@ -3431,19 +3315,22 @@
         <w:rPr>
           <w:rFonts w:hint="eastAsia"/>
         </w:rPr>
-        <w:t>點，代表若未考慮</w:t>
-      </w:r>
-      <w:r>
-        <w:rPr>
-          <w:rFonts w:hint="eastAsia"/>
-        </w:rPr>
+        <w:t>點，</w:t>
+      </w:r>
+      <w:r>
+        <w:t>顯示若未考慮</w:t>
+      </w:r>
+      <w:r>
         <w:t xml:space="preserve"> CPI </w:t>
       </w:r>
       <w:r>
-        <w:rPr>
-          <w:rFonts w:hint="eastAsia"/>
-        </w:rPr>
-        <w:t>變動，零售市場實際變化程度可能被高估。然而，該指標僅反映價格調整後之相對變化，並不能直接代表實際銷售數量或消費者購買量之變化，因此仍需搭配其他消費相關指標進一步驗證。</w:t>
+        <w:t>變動，零售市場變化幅度可能存在高估的情形</w:t>
+      </w:r>
+      <w:r>
+        <w:rPr>
+          <w:rFonts w:hint="eastAsia"/>
+        </w:rPr>
+        <w:t>。然而，該指標僅反映價格調整後之相對變化，並不能直接代表實際銷售數量或消費者購買量之變化，因此仍需搭配其他消費相關指標進一步驗證。</w:t>
       </w:r>
     </w:p>
     <w:p>
@@ -3513,13 +3400,22 @@
         <w:pStyle w:val="af0"/>
       </w:pPr>
       <w:r>
-        <w:t>為觀察零售營業額指數之可能發展趨勢，本研究利用</w:t>
+        <w:t>為觀察零售營業額指數之可能發展趨勢，本研究</w:t>
+      </w:r>
+      <w:r>
+        <w:t>利用</w:t>
       </w:r>
       <w:r>
         <w:t xml:space="preserve"> Power BI </w:t>
       </w:r>
       <w:r>
-        <w:t>內建之時間序列預測功能，根據歷史資料建立未來趨勢估計模型</w:t>
+        <w:t>內建之時間序列預測功能，根據歷史資料進行未來趨勢推估</w:t>
+      </w:r>
+      <w:r>
+        <w:rPr>
+          <w:rFonts w:hint="eastAsia"/>
+        </w:rPr>
+        <w:t xml:space="preserve"> </w:t>
       </w:r>
       <w:r>
         <w:fldChar w:fldCharType="begin"/>
@@ -3546,7 +3442,16 @@
         <w:fldChar w:fldCharType="separate"/>
       </w:r>
       <w:r>
-        <w:t>[5]</w:t>
+        <w:t>[</w:t>
+      </w:r>
+      <w:r>
+        <w:rPr>
+          <w:rFonts w:hint="eastAsia"/>
+        </w:rPr>
+        <w:t>4</w:t>
+      </w:r>
+      <w:r>
+        <w:t>]</w:t>
       </w:r>
       <w:r>
         <w:fldChar w:fldCharType="end"/>
@@ -3683,13 +3588,7 @@
         <w:rPr>
           <w:rFonts w:hint="eastAsia"/>
         </w:rPr>
-        <w:t>根據預測結果，零售業營業額指數於未來期間仍呈現緩慢上升趨勢。然而，預測模型之結果主要建立於歷史資</w:t>
-      </w:r>
-      <w:r>
-        <w:rPr>
-          <w:rFonts w:hint="eastAsia"/>
-        </w:rPr>
-        <w:t>料之時間序列模式，因此其準確性仍可能受到未來經濟環境、消費行為改變、政策因素及重大突發事件之影響。</w:t>
+        <w:t>根據預測結果，零售業營業額指數於未來期間仍呈現緩慢上升趨勢。然而，預測模型之結果主要建立於歷史資料之時間序列模式，因此其準確性仍可能受到未來經濟環境、消費行為改變、政策因素及重大突發事件之影響。</w:t>
       </w:r>
     </w:p>
     <w:p>
@@ -3755,19 +3654,22 @@
         <w:rPr>
           <w:rFonts w:hint="eastAsia"/>
         </w:rPr>
-        <w:t>，市場指數增加約</w:t>
-      </w:r>
-      <w:r>
-        <w:rPr>
-          <w:rFonts w:hint="eastAsia"/>
-        </w:rPr>
+        <w:t>，</w:t>
+      </w:r>
+      <w:r>
+        <w:t>指數水準增加約</w:t>
+      </w:r>
+      <w:r>
         <w:t xml:space="preserve"> 8.87 </w:t>
       </w:r>
       <w:r>
-        <w:rPr>
-          <w:rFonts w:hint="eastAsia"/>
-        </w:rPr>
-        <w:t>點。此結果顯示近期零售市場仍維持一定程度之成長趨勢，並成為後續時間序列預測的重要歷史參考基礎。</w:t>
+        <w:t>點，係依研究期間比較結果計算得出</w:t>
+      </w:r>
+      <w:r>
+        <w:rPr>
+          <w:rFonts w:hint="eastAsia"/>
+        </w:rPr>
+        <w:t>。此結果顯示近期零售市場仍維持一定程度之成長趨勢，並成為後續時間序列預測的重要歷史參考基礎。</w:t>
       </w:r>
     </w:p>
     <w:p>
@@ -3854,45 +3756,142 @@
         <w:rPr>
           <w:rFonts w:hint="eastAsia"/>
         </w:rPr>
-        <w:t>，並透過</w:t>
-      </w:r>
-      <w:r>
-        <w:rPr>
-          <w:rFonts w:hint="eastAsia"/>
-        </w:rPr>
+        <w:t>，</w:t>
+      </w:r>
+      <w:r>
+        <w:t>並透過</w:t>
+      </w:r>
+      <w:r>
         <w:t xml:space="preserve"> Power BI </w:t>
       </w:r>
       <w:r>
-        <w:rPr>
-          <w:rFonts w:hint="eastAsia"/>
-        </w:rPr>
-        <w:t>進行資料前處理、</w:t>
+        <w:t>進行資料前處理、資料關聯建立、</w:t>
+      </w:r>
+      <w:r>
+        <w:t xml:space="preserve">DAX </w:t>
+      </w:r>
+      <w:r>
+        <w:t>度量值設計與互動式視覺化</w:t>
+      </w:r>
+      <w:r>
+        <w:t>分析</w:t>
+      </w:r>
+      <w:r>
+        <w:rPr>
+          <w:rFonts w:hint="eastAsia"/>
+        </w:rPr>
+        <w:t xml:space="preserve"> </w:t>
+      </w:r>
+      <w:r>
+        <w:fldChar w:fldCharType="begin"/>
+      </w:r>
+      <w:r>
+        <w:instrText xml:space="preserve"> </w:instrText>
+      </w:r>
+      <w:r>
+        <w:rPr>
+          <w:rFonts w:hint="eastAsia"/>
+        </w:rPr>
+        <w:instrText>REF _Ref231313536 \r \h</w:instrText>
+      </w:r>
+      <w:r>
+        <w:instrText xml:space="preserve"> </w:instrText>
+      </w:r>
+      <w:r>
+        <w:fldChar w:fldCharType="separate"/>
+      </w:r>
+      <w:r>
+        <w:t>[3]</w:t>
+      </w:r>
+      <w:r>
+        <w:fldChar w:fldCharType="end"/>
+      </w:r>
+      <w:r>
+        <w:rPr>
+          <w:rFonts w:hint="eastAsia"/>
+        </w:rPr>
+        <w:t>，以探討不同時間尺度下零售市場營業額變化與物價水準之關聯性。</w:t>
+      </w:r>
+    </w:p>
+    <w:p>
+      <w:pPr>
+        <w:pStyle w:val="af0"/>
+      </w:pPr>
+    </w:p>
+    <w:p>
+      <w:pPr>
+        <w:pStyle w:val="af0"/>
+      </w:pPr>
+      <w:r>
+        <w:rPr>
+          <w:rFonts w:hint="eastAsia"/>
+        </w:rPr>
+        <w:t>研究結果顯示，在</w:t>
+      </w:r>
+      <w:r>
+        <w:rPr>
+          <w:rFonts w:hint="eastAsia"/>
+        </w:rPr>
+        <w:t xml:space="preserve"> 1999 </w:t>
+      </w:r>
+      <w:r>
+        <w:rPr>
+          <w:rFonts w:hint="eastAsia"/>
+        </w:rPr>
+        <w:t>年至</w:t>
+      </w:r>
+      <w:r>
+        <w:rPr>
+          <w:rFonts w:hint="eastAsia"/>
+        </w:rPr>
+        <w:t xml:space="preserve"> 2026 </w:t>
+      </w:r>
+      <w:r>
+        <w:rPr>
+          <w:rFonts w:hint="eastAsia"/>
+        </w:rPr>
+        <w:t>年之長期觀察期間內，零售業營業額指數與</w:t>
+      </w:r>
+      <w:r>
+        <w:rPr>
+          <w:rFonts w:hint="eastAsia"/>
+        </w:rPr>
+        <w:t xml:space="preserve"> CPI </w:t>
+      </w:r>
+      <w:r>
+        <w:rPr>
+          <w:rFonts w:hint="eastAsia"/>
+        </w:rPr>
+        <w:t>呈現整體上升趨勢，兩者之皮爾</w:t>
       </w:r>
       <w:proofErr w:type="gramStart"/>
       <w:r>
         <w:rPr>
           <w:rFonts w:hint="eastAsia"/>
         </w:rPr>
-        <w:t>星型資料</w:t>
+        <w:t>森積差</w:t>
       </w:r>
       <w:proofErr w:type="gramEnd"/>
       <w:r>
         <w:rPr>
           <w:rFonts w:hint="eastAsia"/>
         </w:rPr>
-        <w:t>模型建構、</w:t>
-      </w:r>
-      <w:r>
-        <w:rPr>
-          <w:rFonts w:hint="eastAsia"/>
-        </w:rPr>
-        <w:t xml:space="preserve">DAX </w:t>
-      </w:r>
-      <w:r>
-        <w:rPr>
-          <w:rFonts w:hint="eastAsia"/>
-        </w:rPr>
-        <w:t>度量值設計與互動式視覺化分析</w:t>
+        <w:t>相關係數達</w:t>
+      </w:r>
+      <w:r>
+        <w:rPr>
+          <w:rFonts w:hint="eastAsia"/>
+        </w:rPr>
+        <w:t xml:space="preserve"> 0.77</w:t>
+      </w:r>
+      <w:r>
+        <w:rPr>
+          <w:rFonts w:hint="eastAsia"/>
+        </w:rPr>
+        <w:t>，</w:t>
+      </w:r>
+      <w:r>
+        <w:t>顯示零售市場營業額變化與物價水準之間呈現高度正向線性相關</w:t>
       </w:r>
       <w:r>
         <w:rPr>
@@ -3910,6 +3909,376 @@
         <w:rPr>
           <w:rFonts w:hint="eastAsia"/>
         </w:rPr>
+        <w:instrText>REF _Ref231313660 \r \h</w:instrText>
+      </w:r>
+      <w:r>
+        <w:instrText xml:space="preserve"> </w:instrText>
+      </w:r>
+      <w:r>
+        <w:fldChar w:fldCharType="separate"/>
+      </w:r>
+      <w:r>
+        <w:t>[</w:t>
+      </w:r>
+      <w:r>
+        <w:rPr>
+          <w:rFonts w:hint="eastAsia"/>
+        </w:rPr>
+        <w:t>5</w:t>
+      </w:r>
+      <w:r>
+        <w:t>]</w:t>
+      </w:r>
+      <w:r>
+        <w:fldChar w:fldCharType="end"/>
+      </w:r>
+      <w:r>
+        <w:rPr>
+          <w:rFonts w:hint="eastAsia"/>
+        </w:rPr>
+        <w:t>。然而，相關係數僅能反映變數間之統計相關性，無法直接推論物價變動為零售營業額成長之單一影響因素，因此市場需求變化、所得水準、消費模式轉變與產業結構調整等外部因素，仍可能對零售市場發展造成影響。</w:t>
+      </w:r>
+    </w:p>
+    <w:p>
+      <w:pPr>
+        <w:pStyle w:val="af0"/>
+      </w:pPr>
+    </w:p>
+    <w:p>
+      <w:pPr>
+        <w:pStyle w:val="af0"/>
+      </w:pPr>
+      <w:proofErr w:type="gramStart"/>
+      <w:r>
+        <w:rPr>
+          <w:rFonts w:hint="eastAsia"/>
+        </w:rPr>
+        <w:t>此外，</w:t>
+      </w:r>
+      <w:proofErr w:type="gramEnd"/>
+      <w:r>
+        <w:rPr>
+          <w:rFonts w:hint="eastAsia"/>
+        </w:rPr>
+        <w:t>透過不同年度之相關性分析發現，零售業營業額指數與</w:t>
+      </w:r>
+      <w:r>
+        <w:rPr>
+          <w:rFonts w:hint="eastAsia"/>
+        </w:rPr>
+        <w:t xml:space="preserve"> CPI </w:t>
+      </w:r>
+      <w:r>
+        <w:rPr>
+          <w:rFonts w:hint="eastAsia"/>
+        </w:rPr>
+        <w:t>之關聯程度會隨時間產生變化。</w:t>
+      </w:r>
+      <w:r>
+        <w:rPr>
+          <w:rFonts w:hint="eastAsia"/>
+        </w:rPr>
+        <w:t xml:space="preserve">2020 </w:t>
+      </w:r>
+      <w:r>
+        <w:rPr>
+          <w:rFonts w:hint="eastAsia"/>
+        </w:rPr>
+        <w:t>年因特殊外部經濟環境影響，兩項指標呈現較高之線性相關，而</w:t>
+      </w:r>
+      <w:r>
+        <w:rPr>
+          <w:rFonts w:hint="eastAsia"/>
+        </w:rPr>
+        <w:t xml:space="preserve"> 2023 </w:t>
+      </w:r>
+      <w:r>
+        <w:rPr>
+          <w:rFonts w:hint="eastAsia"/>
+        </w:rPr>
+        <w:t>年至</w:t>
+      </w:r>
+      <w:r>
+        <w:rPr>
+          <w:rFonts w:hint="eastAsia"/>
+        </w:rPr>
+        <w:t xml:space="preserve"> 2025 </w:t>
+      </w:r>
+      <w:r>
+        <w:rPr>
+          <w:rFonts w:hint="eastAsia"/>
+        </w:rPr>
+        <w:t>年之相關係數則介於</w:t>
+      </w:r>
+      <w:r>
+        <w:rPr>
+          <w:rFonts w:hint="eastAsia"/>
+        </w:rPr>
+        <w:t xml:space="preserve"> 0.61 </w:t>
+      </w:r>
+      <w:r>
+        <w:rPr>
+          <w:rFonts w:hint="eastAsia"/>
+        </w:rPr>
+        <w:t>至</w:t>
+      </w:r>
+      <w:r>
+        <w:rPr>
+          <w:rFonts w:hint="eastAsia"/>
+        </w:rPr>
+        <w:t xml:space="preserve"> 0.72 </w:t>
+      </w:r>
+      <w:proofErr w:type="gramStart"/>
+      <w:r>
+        <w:rPr>
+          <w:rFonts w:hint="eastAsia"/>
+        </w:rPr>
+        <w:t>之間，</w:t>
+      </w:r>
+      <w:proofErr w:type="gramEnd"/>
+      <w:r>
+        <w:rPr>
+          <w:rFonts w:hint="eastAsia"/>
+        </w:rPr>
+        <w:t>顯示不同市場環境下，物價變動與零售市場表現之關聯強度並非固定不變。另一方面，</w:t>
+      </w:r>
+      <w:r>
+        <w:rPr>
+          <w:rFonts w:hint="eastAsia"/>
+        </w:rPr>
+        <w:t xml:space="preserve">2026 </w:t>
+      </w:r>
+      <w:r>
+        <w:rPr>
+          <w:rFonts w:hint="eastAsia"/>
+        </w:rPr>
+        <w:t>年之相關係數因資料期間尚未完整而出現極端數值，亦顯示時間序列分析需考量資料完整性與樣本數量對統計結果之影響</w:t>
+      </w:r>
+      <w:r>
+        <w:fldChar w:fldCharType="begin"/>
+      </w:r>
+      <w:r>
+        <w:instrText xml:space="preserve"> </w:instrText>
+      </w:r>
+      <w:r>
+        <w:rPr>
+          <w:rFonts w:hint="eastAsia"/>
+        </w:rPr>
+        <w:instrText>REF _Ref231313487 \r \h</w:instrText>
+      </w:r>
+      <w:r>
+        <w:instrText xml:space="preserve"> </w:instrText>
+      </w:r>
+      <w:r>
+        <w:fldChar w:fldCharType="separate"/>
+      </w:r>
+      <w:r>
+        <w:t>[</w:t>
+      </w:r>
+      <w:r>
+        <w:rPr>
+          <w:rFonts w:hint="eastAsia"/>
+        </w:rPr>
+        <w:t>4</w:t>
+      </w:r>
+      <w:r>
+        <w:t>]</w:t>
+      </w:r>
+      <w:r>
+        <w:fldChar w:fldCharType="end"/>
+      </w:r>
+      <w:r>
+        <w:fldChar w:fldCharType="begin"/>
+      </w:r>
+      <w:r>
+        <w:instrText xml:space="preserve"> REF _Ref231313660 \r \h </w:instrText>
+      </w:r>
+      <w:r>
+        <w:fldChar w:fldCharType="separate"/>
+      </w:r>
+      <w:r>
+        <w:t>[</w:t>
+      </w:r>
+      <w:r>
+        <w:rPr>
+          <w:rFonts w:hint="eastAsia"/>
+        </w:rPr>
+        <w:t>5</w:t>
+      </w:r>
+      <w:r>
+        <w:t>]</w:t>
+      </w:r>
+      <w:r>
+        <w:fldChar w:fldCharType="end"/>
+      </w:r>
+      <w:r>
+        <w:rPr>
+          <w:rFonts w:hint="eastAsia"/>
+        </w:rPr>
+        <w:t>。</w:t>
+      </w:r>
+    </w:p>
+    <w:p>
+      <w:pPr>
+        <w:pStyle w:val="af0"/>
+      </w:pPr>
+    </w:p>
+    <w:p>
+      <w:pPr>
+        <w:pStyle w:val="af0"/>
+      </w:pPr>
+      <w:r>
+        <w:rPr>
+          <w:rFonts w:hint="eastAsia"/>
+        </w:rPr>
+        <w:t>在產業結構比較方面，不同零售通路之營業額變化呈現明顯差異。百貨公司、便利商店、超級市場以及電子購物與郵購業之發展趨勢具有不同特徵，其中電子購物與郵購業於近年呈現較明顯之成長現象，顯示不同零售型態受到市場環境與消費模式變化之影響程度並不一致。此結果說明，僅透過整體零售營業額指數進行分析，可能無法完整反映各零售子產業之發展差異。</w:t>
+      </w:r>
+    </w:p>
+    <w:p>
+      <w:pPr>
+        <w:pStyle w:val="af0"/>
+      </w:pPr>
+    </w:p>
+    <w:p>
+      <w:pPr>
+        <w:pStyle w:val="af0"/>
+      </w:pPr>
+      <w:r>
+        <w:rPr>
+          <w:rFonts w:hint="eastAsia"/>
+        </w:rPr>
+        <w:t>進一步</w:t>
+      </w:r>
+      <w:r>
+        <w:rPr>
+          <w:rFonts w:hint="eastAsia"/>
+        </w:rPr>
+        <w:t>透過</w:t>
+      </w:r>
+      <w:r>
+        <w:rPr>
+          <w:rFonts w:hint="eastAsia"/>
+        </w:rPr>
+        <w:t xml:space="preserve"> CPI </w:t>
+      </w:r>
+      <w:r>
+        <w:rPr>
+          <w:rFonts w:hint="eastAsia"/>
+        </w:rPr>
+        <w:t>對名目營業額指數進行價格調整後，可發現近年名目營業額與實質營業額之間逐漸產生差距。此現象代表部分營業額變化可能受到價格水準變動之影響，因此於分析零售市場成長情形時，若僅觀察名目營業額指標，</w:t>
+      </w:r>
+      <w:r>
+        <w:t>可能無法完整反映市場實際變動情形</w:t>
+      </w:r>
+      <w:r>
+        <w:rPr>
+          <w:rFonts w:hint="eastAsia"/>
+        </w:rPr>
+        <w:t>。透過納入</w:t>
+      </w:r>
+      <w:r>
+        <w:rPr>
+          <w:rFonts w:hint="eastAsia"/>
+        </w:rPr>
+        <w:t xml:space="preserve"> CPI </w:t>
+      </w:r>
+      <w:r>
+        <w:rPr>
+          <w:rFonts w:hint="eastAsia"/>
+        </w:rPr>
+        <w:t>修正之實質指標，可提供另一種觀察零售市場變化之分析視角</w:t>
+      </w:r>
+      <w:r>
+        <w:fldChar w:fldCharType="begin"/>
+      </w:r>
+      <w:r>
+        <w:instrText xml:space="preserve"> </w:instrText>
+      </w:r>
+      <w:r>
+        <w:rPr>
+          <w:rFonts w:hint="eastAsia"/>
+        </w:rPr>
+        <w:instrText>REF _Ref231313508 \r \h</w:instrText>
+      </w:r>
+      <w:r>
+        <w:instrText xml:space="preserve"> </w:instrText>
+      </w:r>
+      <w:r>
+        <w:fldChar w:fldCharType="separate"/>
+      </w:r>
+      <w:r>
+        <w:t>[2]</w:t>
+      </w:r>
+      <w:r>
+        <w:fldChar w:fldCharType="end"/>
+      </w:r>
+      <w:r>
+        <w:fldChar w:fldCharType="begin"/>
+      </w:r>
+      <w:r>
+        <w:instrText xml:space="preserve"> REF _Ref231313536 \r \h </w:instrText>
+      </w:r>
+      <w:r>
+        <w:fldChar w:fldCharType="separate"/>
+      </w:r>
+      <w:r>
+        <w:t>[3]</w:t>
+      </w:r>
+      <w:r>
+        <w:fldChar w:fldCharType="end"/>
+      </w:r>
+      <w:r>
+        <w:rPr>
+          <w:rFonts w:hint="eastAsia"/>
+        </w:rPr>
+        <w:t>。</w:t>
+      </w:r>
+    </w:p>
+    <w:p>
+      <w:pPr>
+        <w:pStyle w:val="af0"/>
+      </w:pPr>
+    </w:p>
+    <w:p>
+      <w:pPr>
+        <w:pStyle w:val="af0"/>
+      </w:pPr>
+      <w:proofErr w:type="gramStart"/>
+      <w:r>
+        <w:rPr>
+          <w:rFonts w:hint="eastAsia"/>
+        </w:rPr>
+        <w:t>此外，</w:t>
+      </w:r>
+      <w:proofErr w:type="gramEnd"/>
+      <w:r>
+        <w:rPr>
+          <w:rFonts w:hint="eastAsia"/>
+        </w:rPr>
+        <w:t>本研究利用</w:t>
+      </w:r>
+      <w:r>
+        <w:rPr>
+          <w:rFonts w:hint="eastAsia"/>
+        </w:rPr>
+        <w:t xml:space="preserve"> Power BI </w:t>
+      </w:r>
+      <w:r>
+        <w:rPr>
+          <w:rFonts w:hint="eastAsia"/>
+        </w:rPr>
+        <w:t>內建之時間序列預測功能，基於歷史資料之時間變化模式建立未來趨勢估計模型</w:t>
+      </w:r>
+      <w:r>
+        <w:fldChar w:fldCharType="begin"/>
+      </w:r>
+      <w:r>
+        <w:instrText xml:space="preserve"> </w:instrText>
+      </w:r>
+      <w:r>
+        <w:rPr>
+          <w:rFonts w:hint="eastAsia"/>
+        </w:rPr>
         <w:instrText>REF _Ref231313536 \r \h</w:instrText>
       </w:r>
       <w:r>
@@ -3928,13 +4297,22 @@
         <w:fldChar w:fldCharType="begin"/>
       </w:r>
       <w:r>
-        <w:instrText xml:space="preserve"> REF _Ref231313558 \r \h </w:instrText>
+        <w:instrText xml:space="preserve"> REF _Ref231313487 \r \h </w:instrText>
       </w:r>
       <w:r>
         <w:fldChar w:fldCharType="separate"/>
       </w:r>
       <w:r>
-        <w:t>[4]</w:t>
+        <w:t>[</w:t>
+      </w:r>
+      <w:r>
+        <w:rPr>
+          <w:rFonts w:hint="eastAsia"/>
+        </w:rPr>
+        <w:t>4</w:t>
+      </w:r>
+      <w:r>
+        <w:t>]</w:t>
       </w:r>
       <w:r>
         <w:fldChar w:fldCharType="end"/>
@@ -3943,47 +4321,100 @@
         <w:rPr>
           <w:rFonts w:hint="eastAsia"/>
         </w:rPr>
-        <w:t>，以探討不同時間尺度下零售市場營業額變化與物價水準之關聯性。</w:t>
-      </w:r>
-    </w:p>
-    <w:p>
-      <w:pPr>
-        <w:pStyle w:val="af0"/>
-      </w:pPr>
-    </w:p>
-    <w:p>
-      <w:pPr>
-        <w:pStyle w:val="af0"/>
-      </w:pPr>
-      <w:r>
-        <w:rPr>
-          <w:rFonts w:hint="eastAsia"/>
-        </w:rPr>
-        <w:t>研究結果顯示，在</w:t>
-      </w:r>
-      <w:r>
-        <w:rPr>
-          <w:rFonts w:hint="eastAsia"/>
-        </w:rPr>
-        <w:t xml:space="preserve"> 1999 </w:t>
-      </w:r>
-      <w:r>
-        <w:rPr>
-          <w:rFonts w:hint="eastAsia"/>
-        </w:rPr>
-        <w:t>年至</w:t>
-      </w:r>
-      <w:r>
-        <w:rPr>
-          <w:rFonts w:hint="eastAsia"/>
-        </w:rPr>
-        <w:t xml:space="preserve"> 2026 </w:t>
-      </w:r>
-      <w:r>
-        <w:rPr>
-          <w:rFonts w:hint="eastAsia"/>
-        </w:rPr>
-        <w:t>年之長期觀察期間內，零售業營業額指數與</w:t>
+        <w:t>。預測結果顯示，零售營業額指數於短期內仍可能維持成長趨勢。然而，時間序列模型主要依賴歷史資料進行推估，未來若受到重大經濟事件、政策調整、國際市場變動或消費行為改變等因素影響，實際結果仍可能與預測產生差異，因此相關預測結果應作為市場趨勢觀察之參考，而非作為絕對判斷依據。</w:t>
+      </w:r>
+    </w:p>
+    <w:p>
+      <w:pPr>
+        <w:pStyle w:val="af0"/>
+      </w:pPr>
+    </w:p>
+    <w:p>
+      <w:pPr>
+        <w:pStyle w:val="af0"/>
+      </w:pPr>
+      <w:r>
+        <w:rPr>
+          <w:rFonts w:hint="eastAsia"/>
+        </w:rPr>
+        <w:t>綜合上述分析，本研究透過商業智慧技術與統計分析方法，建立一套結合政府開放資料、資料模型設計、動態度量值計算以及互動式視覺化之零售市場分析流程</w:t>
+      </w:r>
+      <w:r>
+        <w:rPr>
+          <w:rFonts w:hint="eastAsia"/>
+        </w:rPr>
+        <w:t xml:space="preserve"> </w:t>
+      </w:r>
+      <w:r>
+        <w:fldChar w:fldCharType="begin"/>
+      </w:r>
+      <w:r>
+        <w:instrText xml:space="preserve"> </w:instrText>
+      </w:r>
+      <w:r>
+        <w:rPr>
+          <w:rFonts w:hint="eastAsia"/>
+        </w:rPr>
+        <w:instrText>REF _Ref231313536 \r \h</w:instrText>
+      </w:r>
+      <w:r>
+        <w:instrText xml:space="preserve"> </w:instrText>
+      </w:r>
+      <w:r>
+        <w:fldChar w:fldCharType="separate"/>
+      </w:r>
+      <w:r>
+        <w:t>[3]</w:t>
+      </w:r>
+      <w:r>
+        <w:fldChar w:fldCharType="end"/>
+      </w:r>
+      <w:r>
+        <w:fldChar w:fldCharType="begin"/>
+      </w:r>
+      <w:r>
+        <w:instrText xml:space="preserve"> REF _Ref231313523 \r \h </w:instrText>
+      </w:r>
+      <w:r>
+        <w:fldChar w:fldCharType="separate"/>
+      </w:r>
+      <w:r>
+        <w:t>[</w:t>
+      </w:r>
+      <w:r>
+        <w:rPr>
+          <w:rFonts w:hint="eastAsia"/>
+        </w:rPr>
+        <w:t>6</w:t>
+      </w:r>
+      <w:r>
+        <w:t>]</w:t>
+      </w:r>
+      <w:r>
+        <w:fldChar w:fldCharType="end"/>
+      </w:r>
+      <w:r>
+        <w:rPr>
+          <w:rFonts w:hint="eastAsia"/>
+        </w:rPr>
+        <w:t>。相較於傳統靜態報表分析方式，此方法可提供不同時間區間與產業類別之彈性觀察能力，提升長期經濟資料之分析效率。</w:t>
+      </w:r>
+    </w:p>
+    <w:p>
+      <w:pPr>
+        <w:pStyle w:val="af0"/>
+      </w:pPr>
+    </w:p>
+    <w:p>
+      <w:pPr>
+        <w:pStyle w:val="af0"/>
+      </w:pPr>
+      <w:r>
+        <w:rPr>
+          <w:rFonts w:hint="eastAsia"/>
+        </w:rPr>
+        <w:lastRenderedPageBreak/>
+        <w:t>然而，本研究仍存在若干限制。首先，研究資料主要以零售營業額指數與</w:t>
       </w:r>
       <w:r>
         <w:rPr>
@@ -3995,33 +4426,139 @@
         <w:rPr>
           <w:rFonts w:hint="eastAsia"/>
         </w:rPr>
-        <w:t>呈現整體上升趨勢，兩者之皮爾</w:t>
+        <w:t>作為分析基礎，尚未納入所得水準、失業率、人口結構或其他總體經濟變數，因此對於零售市場變化之解釋仍具有一定限制。其次，本研究採用之皮爾森相關分析主要用於衡量線性關係，無法進一步驗證變數之因果關係</w:t>
+      </w:r>
+      <w:r>
+        <w:rPr>
+          <w:rFonts w:hint="eastAsia"/>
+        </w:rPr>
+        <w:t xml:space="preserve"> </w:t>
+      </w:r>
+      <w:r>
+        <w:fldChar w:fldCharType="begin"/>
+      </w:r>
+      <w:r>
+        <w:instrText xml:space="preserve"> </w:instrText>
+      </w:r>
+      <w:r>
+        <w:rPr>
+          <w:rFonts w:hint="eastAsia"/>
+        </w:rPr>
+        <w:instrText>REF _Ref231313660 \r \h</w:instrText>
+      </w:r>
+      <w:r>
+        <w:instrText xml:space="preserve"> </w:instrText>
+      </w:r>
+      <w:r>
+        <w:fldChar w:fldCharType="separate"/>
+      </w:r>
+      <w:r>
+        <w:t>[</w:t>
+      </w:r>
+      <w:r>
+        <w:rPr>
+          <w:rFonts w:hint="eastAsia"/>
+        </w:rPr>
+        <w:t>5</w:t>
+      </w:r>
+      <w:r>
+        <w:t>]</w:t>
+      </w:r>
+      <w:r>
+        <w:fldChar w:fldCharType="end"/>
+      </w:r>
+      <w:r>
+        <w:rPr>
+          <w:rFonts w:hint="eastAsia"/>
+        </w:rPr>
+        <w:t>。最後，</w:t>
+      </w:r>
+      <w:r>
+        <w:rPr>
+          <w:rFonts w:hint="eastAsia"/>
+        </w:rPr>
+        <w:t xml:space="preserve">Power BI </w:t>
+      </w:r>
+      <w:r>
+        <w:rPr>
+          <w:rFonts w:hint="eastAsia"/>
+        </w:rPr>
+        <w:t>內建之時間序列預測模型主要依據歷史趨勢進行推估，對於突發性事件所造成之結構性變化可能無法完全反映</w:t>
+      </w:r>
+      <w:r>
+        <w:rPr>
+          <w:rFonts w:hint="eastAsia"/>
+        </w:rPr>
+        <w:t xml:space="preserve"> </w:t>
+      </w:r>
+      <w:r>
+        <w:fldChar w:fldCharType="begin"/>
+      </w:r>
+      <w:r>
+        <w:instrText xml:space="preserve"> </w:instrText>
+      </w:r>
+      <w:r>
+        <w:rPr>
+          <w:rFonts w:hint="eastAsia"/>
+        </w:rPr>
+        <w:instrText>REF _Ref231313487 \r \h</w:instrText>
+      </w:r>
+      <w:r>
+        <w:instrText xml:space="preserve"> </w:instrText>
+      </w:r>
+      <w:r>
+        <w:fldChar w:fldCharType="separate"/>
+      </w:r>
+      <w:r>
+        <w:t>[</w:t>
+      </w:r>
+      <w:r>
+        <w:rPr>
+          <w:rFonts w:hint="eastAsia"/>
+        </w:rPr>
+        <w:t>4</w:t>
+      </w:r>
+      <w:r>
+        <w:t>]</w:t>
+      </w:r>
+      <w:r>
+        <w:fldChar w:fldCharType="end"/>
+      </w:r>
+      <w:r>
+        <w:rPr>
+          <w:rFonts w:hint="eastAsia"/>
+        </w:rPr>
+        <w:t>。</w:t>
+      </w:r>
+    </w:p>
+    <w:p>
+      <w:pPr>
+        <w:pStyle w:val="af0"/>
+      </w:pPr>
+    </w:p>
+    <w:p>
+      <w:pPr>
+        <w:pStyle w:val="af0"/>
+      </w:pPr>
+      <w:r>
+        <w:rPr>
+          <w:rFonts w:hint="eastAsia"/>
+        </w:rPr>
+        <w:t>因此，未來研究可進一步結合更多總體經濟指標，並導入</w:t>
       </w:r>
       <w:proofErr w:type="gramStart"/>
       <w:r>
         <w:rPr>
           <w:rFonts w:hint="eastAsia"/>
         </w:rPr>
-        <w:t>森積差</w:t>
+        <w:t>迴</w:t>
       </w:r>
       <w:proofErr w:type="gramEnd"/>
       <w:r>
         <w:rPr>
           <w:rFonts w:hint="eastAsia"/>
         </w:rPr>
-        <w:t>相關係數達</w:t>
-      </w:r>
-      <w:r>
-        <w:rPr>
-          <w:rFonts w:hint="eastAsia"/>
-        </w:rPr>
-        <w:t xml:space="preserve"> 0.77</w:t>
-      </w:r>
-      <w:r>
-        <w:rPr>
-          <w:rFonts w:hint="eastAsia"/>
-        </w:rPr>
-        <w:t>，顯示零售市場營業額變化與物價水準之間存在高度正向線性關聯</w:t>
+        <w:t>歸分析、因果推論模型或更進階之時間序列分析方法，以更全面地探討物價變動與零售市場表現之互動關係</w:t>
       </w:r>
       <w:r>
         <w:rPr>
@@ -4039,7 +4576,7 @@
         <w:rPr>
           <w:rFonts w:hint="eastAsia"/>
         </w:rPr>
-        <w:instrText>REF _Ref231313660 \r \h</w:instrText>
+        <w:instrText>REF _Ref231313487 \r \h</w:instrText>
       </w:r>
       <w:r>
         <w:instrText xml:space="preserve"> </w:instrText>
@@ -4048,625 +4585,40 @@
         <w:fldChar w:fldCharType="separate"/>
       </w:r>
       <w:r>
-        <w:t>[6]</w:t>
+        <w:t>[</w:t>
+      </w:r>
+      <w:r>
+        <w:rPr>
+          <w:rFonts w:hint="eastAsia"/>
+        </w:rPr>
+        <w:t>4</w:t>
+      </w:r>
+      <w:r>
+        <w:t>]</w:t>
       </w:r>
       <w:r>
         <w:fldChar w:fldCharType="end"/>
       </w:r>
       <w:r>
-        <w:rPr>
-          <w:rFonts w:hint="eastAsia"/>
-        </w:rPr>
-        <w:t>。然而，相關係數僅能反映變數間之統計相關性，無法直接推論物價變動為零售營業額成長之單一影響因素，因此市場需求變化、所得水準、消費模式轉變與產業結構調整等外部因素，仍可能對零售市場發展造成影響。</w:t>
-      </w:r>
-    </w:p>
-    <w:p>
-      <w:pPr>
-        <w:pStyle w:val="af0"/>
-      </w:pPr>
-    </w:p>
-    <w:p>
-      <w:pPr>
-        <w:pStyle w:val="af0"/>
-      </w:pPr>
-      <w:proofErr w:type="gramStart"/>
-      <w:r>
-        <w:rPr>
-          <w:rFonts w:hint="eastAsia"/>
-        </w:rPr>
-        <w:t>此外，</w:t>
-      </w:r>
-      <w:proofErr w:type="gramEnd"/>
-      <w:r>
-        <w:rPr>
-          <w:rFonts w:hint="eastAsia"/>
-        </w:rPr>
-        <w:t>透過不同年度之相關性分析發現，零售業營業額指數與</w:t>
-      </w:r>
-      <w:r>
-        <w:rPr>
-          <w:rFonts w:hint="eastAsia"/>
-        </w:rPr>
-        <w:t xml:space="preserve"> CPI </w:t>
-      </w:r>
-      <w:r>
-        <w:rPr>
-          <w:rFonts w:hint="eastAsia"/>
-        </w:rPr>
-        <w:t>之關聯程度會隨時間產生變化。</w:t>
-      </w:r>
-      <w:r>
-        <w:rPr>
-          <w:rFonts w:hint="eastAsia"/>
-        </w:rPr>
-        <w:t xml:space="preserve">2020 </w:t>
-      </w:r>
-      <w:r>
-        <w:rPr>
-          <w:rFonts w:hint="eastAsia"/>
-        </w:rPr>
-        <w:t>年因特殊外部經濟環境影響，兩項指標呈現較高之線性相關，而</w:t>
-      </w:r>
-      <w:r>
-        <w:rPr>
-          <w:rFonts w:hint="eastAsia"/>
-        </w:rPr>
-        <w:t xml:space="preserve"> 2023 </w:t>
-      </w:r>
-      <w:r>
-        <w:rPr>
-          <w:rFonts w:hint="eastAsia"/>
-        </w:rPr>
-        <w:t>年至</w:t>
-      </w:r>
-      <w:r>
-        <w:rPr>
-          <w:rFonts w:hint="eastAsia"/>
-        </w:rPr>
-        <w:t xml:space="preserve"> 2025 </w:t>
-      </w:r>
-      <w:r>
-        <w:rPr>
-          <w:rFonts w:hint="eastAsia"/>
-        </w:rPr>
-        <w:t>年之相關係數則介於</w:t>
-      </w:r>
-      <w:r>
-        <w:rPr>
-          <w:rFonts w:hint="eastAsia"/>
-        </w:rPr>
-        <w:t xml:space="preserve"> 0.61 </w:t>
-      </w:r>
-      <w:r>
-        <w:rPr>
-          <w:rFonts w:hint="eastAsia"/>
-        </w:rPr>
-        <w:t>至</w:t>
-      </w:r>
-      <w:r>
-        <w:rPr>
-          <w:rFonts w:hint="eastAsia"/>
-        </w:rPr>
-        <w:t xml:space="preserve"> 0.72 </w:t>
-      </w:r>
-      <w:proofErr w:type="gramStart"/>
-      <w:r>
-        <w:rPr>
-          <w:rFonts w:hint="eastAsia"/>
-        </w:rPr>
-        <w:t>之間，</w:t>
-      </w:r>
-      <w:proofErr w:type="gramEnd"/>
-      <w:r>
-        <w:rPr>
-          <w:rFonts w:hint="eastAsia"/>
-        </w:rPr>
-        <w:t>顯示不同市場環境下，物價變動與零售市場表現之關聯強度並非固定不變。另一方面，</w:t>
-      </w:r>
-      <w:r>
-        <w:rPr>
-          <w:rFonts w:hint="eastAsia"/>
-        </w:rPr>
-        <w:t xml:space="preserve">2026 </w:t>
-      </w:r>
-      <w:r>
-        <w:rPr>
-          <w:rFonts w:hint="eastAsia"/>
-        </w:rPr>
-        <w:t>年之相關係數因資料期間尚未完整而出現極端數值，亦顯示時間序列分析需考量資料完整性與樣本數量對統計結果之影響</w:t>
-      </w:r>
-      <w:r>
         <w:fldChar w:fldCharType="begin"/>
       </w:r>
       <w:r>
-        <w:instrText xml:space="preserve"> </w:instrText>
-      </w:r>
-      <w:r>
-        <w:rPr>
-          <w:rFonts w:hint="eastAsia"/>
-        </w:rPr>
-        <w:instrText>REF _Ref231313487 \r \h</w:instrText>
-      </w:r>
-      <w:r>
-        <w:instrText xml:space="preserve"> </w:instrText>
+        <w:instrText xml:space="preserve"> REF _Ref231313660 \r \h </w:instrText>
       </w:r>
       <w:r>
         <w:fldChar w:fldCharType="separate"/>
       </w:r>
       <w:r>
-        <w:t>[5]</w:t>
-      </w:r>
-      <w:r>
-        <w:fldChar w:fldCharType="end"/>
-      </w:r>
-      <w:r>
-        <w:fldChar w:fldCharType="begin"/>
-      </w:r>
-      <w:r>
-        <w:instrText xml:space="preserve"> REF _Ref231313660 \r \h </w:instrText>
-      </w:r>
-      <w:r>
-        <w:fldChar w:fldCharType="separate"/>
-      </w:r>
-      <w:r>
-        <w:t>[6]</w:t>
-      </w:r>
-      <w:r>
-        <w:fldChar w:fldCharType="end"/>
-      </w:r>
-      <w:r>
-        <w:rPr>
-          <w:rFonts w:hint="eastAsia"/>
-        </w:rPr>
-        <w:t>。</w:t>
-      </w:r>
-    </w:p>
-    <w:p>
-      <w:pPr>
-        <w:pStyle w:val="af0"/>
-      </w:pPr>
-    </w:p>
-    <w:p>
-      <w:pPr>
-        <w:pStyle w:val="af0"/>
-      </w:pPr>
-      <w:r>
-        <w:rPr>
-          <w:rFonts w:hint="eastAsia"/>
-        </w:rPr>
-        <w:t>在產業結構比較方面，不同零售通路之營業額變化呈現明顯差異。百貨公司、便利商店、超級市場以及電子購物與郵購業之發展趨勢具有不同特徵，其中電子購物與郵購業於近年呈現較明顯之成長現象，顯示不同零售型態受到市場環境與消費模式變化之影響程度並不一致。此結果說明，僅透過整體零售營業額指數進行分析，可能無法完整反映各零售子產業之發展差異。</w:t>
-      </w:r>
-    </w:p>
-    <w:p>
-      <w:pPr>
-        <w:pStyle w:val="af0"/>
-      </w:pPr>
-    </w:p>
-    <w:p>
-      <w:pPr>
-        <w:pStyle w:val="af0"/>
-      </w:pPr>
-      <w:r>
-        <w:rPr>
-          <w:rFonts w:hint="eastAsia"/>
-        </w:rPr>
-        <w:t>進一步利用</w:t>
-      </w:r>
-      <w:r>
-        <w:rPr>
-          <w:rFonts w:hint="eastAsia"/>
-        </w:rPr>
-        <w:t xml:space="preserve"> CPI </w:t>
-      </w:r>
-      <w:r>
-        <w:rPr>
-          <w:rFonts w:hint="eastAsia"/>
-        </w:rPr>
-        <w:t>對名目營業額指數進行價格調整後，可發現近年名目營業額與實質營業額之間逐漸產生差距。此現象代表部分營業額變化可能受到價格水準變動之影響，因此於分析零售市場成長情形時，若僅觀察名目營業額指標，可能無法完整呈現市場實際變化情況。透過納入</w:t>
-      </w:r>
-      <w:r>
-        <w:rPr>
-          <w:rFonts w:hint="eastAsia"/>
-        </w:rPr>
-        <w:t xml:space="preserve"> CPI </w:t>
-      </w:r>
-      <w:r>
-        <w:rPr>
-          <w:rFonts w:hint="eastAsia"/>
-        </w:rPr>
-        <w:t>修正之實質指標，可提供另一種觀察零售市場變化之分析視角</w:t>
-      </w:r>
-      <w:r>
-        <w:fldChar w:fldCharType="begin"/>
-      </w:r>
-      <w:r>
-        <w:instrText xml:space="preserve"> </w:instrText>
-      </w:r>
-      <w:r>
-        <w:rPr>
-          <w:rFonts w:hint="eastAsia"/>
-        </w:rPr>
-        <w:instrText>REF _Ref231313508 \r \h</w:instrText>
-      </w:r>
-      <w:r>
-        <w:instrText xml:space="preserve"> </w:instrText>
-      </w:r>
-      <w:r>
-        <w:fldChar w:fldCharType="separate"/>
-      </w:r>
-      <w:r>
-        <w:t>[2]</w:t>
-      </w:r>
-      <w:r>
-        <w:fldChar w:fldCharType="end"/>
-      </w:r>
-      <w:r>
-        <w:fldChar w:fldCharType="begin"/>
-      </w:r>
-      <w:r>
-        <w:instrText xml:space="preserve"> REF _Ref231313536 \r \h </w:instrText>
-      </w:r>
-      <w:r>
-        <w:fldChar w:fldCharType="separate"/>
-      </w:r>
-      <w:r>
-        <w:t>[3]</w:t>
-      </w:r>
-      <w:r>
-        <w:fldChar w:fldCharType="end"/>
-      </w:r>
-      <w:r>
-        <w:rPr>
-          <w:rFonts w:hint="eastAsia"/>
-        </w:rPr>
-        <w:t>。</w:t>
-      </w:r>
-    </w:p>
-    <w:p>
-      <w:pPr>
-        <w:pStyle w:val="af0"/>
-      </w:pPr>
-    </w:p>
-    <w:p>
-      <w:pPr>
-        <w:pStyle w:val="af0"/>
-      </w:pPr>
-      <w:proofErr w:type="gramStart"/>
-      <w:r>
-        <w:rPr>
-          <w:rFonts w:hint="eastAsia"/>
-        </w:rPr>
-        <w:t>此外，</w:t>
-      </w:r>
-      <w:proofErr w:type="gramEnd"/>
-      <w:r>
-        <w:rPr>
-          <w:rFonts w:hint="eastAsia"/>
-        </w:rPr>
-        <w:t>本研究利用</w:t>
-      </w:r>
-      <w:r>
-        <w:rPr>
-          <w:rFonts w:hint="eastAsia"/>
-        </w:rPr>
-        <w:t xml:space="preserve"> Power BI </w:t>
-      </w:r>
-      <w:r>
-        <w:rPr>
-          <w:rFonts w:hint="eastAsia"/>
-        </w:rPr>
-        <w:t>內建之時間序列預測功能，基於歷史資料之時間變化模式建立未來趨勢估計模型</w:t>
-      </w:r>
-      <w:r>
-        <w:fldChar w:fldCharType="begin"/>
-      </w:r>
-      <w:r>
-        <w:instrText xml:space="preserve"> </w:instrText>
-      </w:r>
-      <w:r>
-        <w:rPr>
-          <w:rFonts w:hint="eastAsia"/>
-        </w:rPr>
-        <w:instrText>REF _Ref231313536 \r \h</w:instrText>
-      </w:r>
-      <w:r>
-        <w:instrText xml:space="preserve"> </w:instrText>
-      </w:r>
-      <w:r>
-        <w:fldChar w:fldCharType="separate"/>
-      </w:r>
-      <w:r>
-        <w:t>[3]</w:t>
-      </w:r>
-      <w:r>
-        <w:fldChar w:fldCharType="end"/>
-      </w:r>
-      <w:r>
-        <w:fldChar w:fldCharType="begin"/>
-      </w:r>
-      <w:r>
-        <w:instrText xml:space="preserve"> REF _Ref231313487 \r \h </w:instrText>
-      </w:r>
-      <w:r>
-        <w:fldChar w:fldCharType="separate"/>
-      </w:r>
-      <w:r>
-        <w:t>[5]</w:t>
-      </w:r>
-      <w:r>
-        <w:fldChar w:fldCharType="end"/>
-      </w:r>
-      <w:r>
-        <w:rPr>
-          <w:rFonts w:hint="eastAsia"/>
-        </w:rPr>
-        <w:t>。預測結果顯示，零售營業額指數於短期內仍可能維持成長趨勢。然而，時間序列模型主要依賴歷史資料進行推估，未來若受到重大經濟事件、政策調整、國際市場變動或消費行為改變等因素影響，實際結果仍可能與預測產生差異，因此相關預測結果應作為市場趨勢觀察之參考，而非作為絕對判斷依據。</w:t>
-      </w:r>
-    </w:p>
-    <w:p>
-      <w:pPr>
-        <w:pStyle w:val="af0"/>
-      </w:pPr>
-    </w:p>
-    <w:p>
-      <w:pPr>
-        <w:pStyle w:val="af0"/>
-      </w:pPr>
-      <w:r>
-        <w:rPr>
-          <w:rFonts w:hint="eastAsia"/>
-        </w:rPr>
-        <w:t>綜合上述分析，本研究透過商業智慧技術與統計分析方法，建立一套結合政府開放資料、資料模型設計、動態度量值計算以及互動式視覺化之零售市場分析流程</w:t>
-      </w:r>
-      <w:r>
-        <w:rPr>
-          <w:rFonts w:hint="eastAsia"/>
-        </w:rPr>
-        <w:t xml:space="preserve"> </w:t>
-      </w:r>
-      <w:r>
-        <w:fldChar w:fldCharType="begin"/>
-      </w:r>
-      <w:r>
-        <w:instrText xml:space="preserve"> </w:instrText>
-      </w:r>
-      <w:r>
-        <w:rPr>
-          <w:rFonts w:hint="eastAsia"/>
-        </w:rPr>
-        <w:instrText>REF _Ref231313536 \r \h</w:instrText>
-      </w:r>
-      <w:r>
-        <w:instrText xml:space="preserve"> </w:instrText>
-      </w:r>
-      <w:r>
-        <w:fldChar w:fldCharType="separate"/>
-      </w:r>
-      <w:r>
-        <w:t>[3]</w:t>
-      </w:r>
-      <w:r>
-        <w:fldChar w:fldCharType="end"/>
-      </w:r>
-      <w:r>
-        <w:fldChar w:fldCharType="begin"/>
-      </w:r>
-      <w:r>
-        <w:instrText xml:space="preserve"> REF _Ref231313558 \r \h </w:instrText>
-      </w:r>
-      <w:r>
-        <w:fldChar w:fldCharType="separate"/>
-      </w:r>
-      <w:r>
-        <w:t>[4]</w:t>
-      </w:r>
-      <w:r>
-        <w:fldChar w:fldCharType="end"/>
-      </w:r>
-      <w:r>
-        <w:fldChar w:fldCharType="begin"/>
-      </w:r>
-      <w:r>
-        <w:instrText xml:space="preserve"> REF _Ref231313523 \r \h </w:instrText>
-      </w:r>
-      <w:r>
-        <w:fldChar w:fldCharType="separate"/>
-      </w:r>
-      <w:r>
-        <w:t>[7]</w:t>
-      </w:r>
-      <w:r>
-        <w:fldChar w:fldCharType="end"/>
-      </w:r>
-      <w:r>
-        <w:rPr>
-          <w:rFonts w:hint="eastAsia"/>
-        </w:rPr>
-        <w:t>。相較於傳統靜態報表分析方式，此方法可提供不同時間區間與產業類別之彈性觀察能力，提升長期經濟資料之分析效率。</w:t>
-      </w:r>
-    </w:p>
-    <w:p>
-      <w:pPr>
-        <w:pStyle w:val="af0"/>
-      </w:pPr>
-    </w:p>
-    <w:p>
-      <w:pPr>
-        <w:pStyle w:val="af0"/>
-      </w:pPr>
-      <w:r>
-        <w:rPr>
-          <w:rFonts w:hint="eastAsia"/>
-        </w:rPr>
-        <w:t>然而，本研究仍存在若干限制。首先，研究資料主要以零售營業額指數與</w:t>
-      </w:r>
-      <w:r>
-        <w:rPr>
-          <w:rFonts w:hint="eastAsia"/>
-        </w:rPr>
-        <w:t xml:space="preserve"> CPI </w:t>
-      </w:r>
-      <w:r>
-        <w:rPr>
-          <w:rFonts w:hint="eastAsia"/>
-        </w:rPr>
-        <w:t>作為分析基礎，尚未納入所得水準、失業率、人口結構或其他總體經濟變數，因此對於零售市場變化之解釋仍具有一定限制。其次，本研究採用之皮爾森相關分析主要用於衡量線性關係，無法進一步驗證變數之因果關係</w:t>
-      </w:r>
-      <w:r>
-        <w:rPr>
-          <w:rFonts w:hint="eastAsia"/>
-        </w:rPr>
-        <w:t xml:space="preserve"> </w:t>
-      </w:r>
-      <w:r>
-        <w:fldChar w:fldCharType="begin"/>
-      </w:r>
-      <w:r>
-        <w:instrText xml:space="preserve"> </w:instrText>
-      </w:r>
-      <w:r>
-        <w:rPr>
-          <w:rFonts w:hint="eastAsia"/>
-        </w:rPr>
-        <w:instrText>REF _Ref231313660 \r \h</w:instrText>
-      </w:r>
-      <w:r>
-        <w:instrText xml:space="preserve"> </w:instrText>
-      </w:r>
-      <w:r>
-        <w:fldChar w:fldCharType="separate"/>
-      </w:r>
-      <w:r>
-        <w:t>[6]</w:t>
-      </w:r>
-      <w:r>
-        <w:fldChar w:fldCharType="end"/>
-      </w:r>
-      <w:r>
-        <w:rPr>
-          <w:rFonts w:hint="eastAsia"/>
-        </w:rPr>
-        <w:t>。最後，</w:t>
-      </w:r>
-      <w:r>
-        <w:rPr>
-          <w:rFonts w:hint="eastAsia"/>
-        </w:rPr>
-        <w:t xml:space="preserve">Power BI </w:t>
-      </w:r>
-      <w:r>
-        <w:rPr>
-          <w:rFonts w:hint="eastAsia"/>
-        </w:rPr>
-        <w:t>內建之時間序列預測模型主要依據歷史趨勢進行推估，對於突發性事件所造成之結構性變化可能無法完全反映</w:t>
-      </w:r>
-      <w:r>
-        <w:rPr>
-          <w:rFonts w:hint="eastAsia"/>
-        </w:rPr>
-        <w:t xml:space="preserve"> </w:t>
-      </w:r>
-      <w:r>
-        <w:fldChar w:fldCharType="begin"/>
-      </w:r>
-      <w:r>
-        <w:instrText xml:space="preserve"> </w:instrText>
-      </w:r>
-      <w:r>
-        <w:rPr>
-          <w:rFonts w:hint="eastAsia"/>
-        </w:rPr>
-        <w:instrText>REF _Ref231313487 \r \h</w:instrText>
-      </w:r>
-      <w:r>
-        <w:instrText xml:space="preserve"> </w:instrText>
-      </w:r>
-      <w:r>
-        <w:fldChar w:fldCharType="separate"/>
-      </w:r>
-      <w:r>
-        <w:t>[5]</w:t>
-      </w:r>
-      <w:r>
-        <w:fldChar w:fldCharType="end"/>
-      </w:r>
-      <w:r>
-        <w:rPr>
-          <w:rFonts w:hint="eastAsia"/>
-        </w:rPr>
-        <w:t>。</w:t>
-      </w:r>
-    </w:p>
-    <w:p>
-      <w:pPr>
-        <w:pStyle w:val="af0"/>
-      </w:pPr>
-    </w:p>
-    <w:p>
-      <w:pPr>
-        <w:pStyle w:val="af0"/>
-      </w:pPr>
-      <w:r>
-        <w:rPr>
-          <w:rFonts w:hint="eastAsia"/>
-        </w:rPr>
-        <w:t>因此，未來研究可進一步結合更多總體經濟指標，並導入</w:t>
-      </w:r>
-      <w:proofErr w:type="gramStart"/>
-      <w:r>
-        <w:rPr>
-          <w:rFonts w:hint="eastAsia"/>
-        </w:rPr>
-        <w:t>迴</w:t>
-      </w:r>
-      <w:proofErr w:type="gramEnd"/>
-      <w:r>
-        <w:rPr>
-          <w:rFonts w:hint="eastAsia"/>
-        </w:rPr>
-        <w:t>歸分析、因果推論模型或更進階之時間序列分析方法，以更全面地探討物價變動與零售市場表現之互動關係</w:t>
-      </w:r>
-      <w:r>
-        <w:rPr>
-          <w:rFonts w:hint="eastAsia"/>
-        </w:rPr>
-        <w:t xml:space="preserve"> </w:t>
-      </w:r>
-      <w:r>
-        <w:fldChar w:fldCharType="begin"/>
-      </w:r>
-      <w:r>
-        <w:instrText xml:space="preserve"> </w:instrText>
-      </w:r>
-      <w:r>
-        <w:rPr>
-          <w:rFonts w:hint="eastAsia"/>
-        </w:rPr>
-        <w:instrText>REF _Ref231313487 \r \h</w:instrText>
-      </w:r>
-      <w:r>
-        <w:instrText xml:space="preserve"> </w:instrText>
-      </w:r>
-      <w:r>
-        <w:fldChar w:fldCharType="separate"/>
-      </w:r>
-      <w:r>
-        <w:t>[5]</w:t>
-      </w:r>
-      <w:r>
-        <w:fldChar w:fldCharType="end"/>
-      </w:r>
-      <w:r>
-        <w:fldChar w:fldCharType="begin"/>
-      </w:r>
-      <w:r>
-        <w:instrText xml:space="preserve"> REF _Ref231313660 \r \h </w:instrText>
-      </w:r>
-      <w:r>
-        <w:fldChar w:fldCharType="separate"/>
-      </w:r>
-      <w:r>
-        <w:t>[6]</w:t>
+        <w:t>[</w:t>
+      </w:r>
+      <w:r>
+        <w:rPr>
+          <w:rFonts w:hint="eastAsia"/>
+        </w:rPr>
+        <w:t>5</w:t>
+      </w:r>
+      <w:r>
+        <w:t>]</w:t>
       </w:r>
       <w:r>
         <w:fldChar w:fldCharType="end"/>
@@ -5086,20 +5038,13 @@
           <w:lang w:eastAsia="zh-TW"/>
         </w:rPr>
       </w:pPr>
-      <w:bookmarkStart w:id="4" w:name="_Ref231313558"/>
-      <w:r>
-        <w:rPr>
-          <w:rFonts w:hint="eastAsia"/>
-          <w:lang w:eastAsia="zh-TW"/>
-        </w:rPr>
-        <w:t>Microsoft</w:t>
-      </w:r>
-      <w:r>
-        <w:rPr>
-          <w:rFonts w:hint="eastAsia"/>
-          <w:lang w:eastAsia="zh-TW"/>
-        </w:rPr>
-        <w:t>，「</w:t>
+      <w:bookmarkStart w:id="4" w:name="_Ref231313487"/>
+      <w:r>
+        <w:rPr>
+          <w:rFonts w:hint="eastAsia"/>
+          <w:lang w:eastAsia="zh-TW"/>
+        </w:rPr>
+        <w:t>楊奕農，</w:t>
       </w:r>
       <w:proofErr w:type="gramStart"/>
       <w:r>
@@ -5107,7 +5052,7 @@
           <w:rFonts w:hint="eastAsia"/>
           <w:lang w:eastAsia="zh-TW"/>
         </w:rPr>
-        <w:t>星型結構</w:t>
+        <w:t>《</w:t>
       </w:r>
       <w:proofErr w:type="gramEnd"/>
       <w:r>
@@ -5115,42 +5060,7 @@
           <w:rFonts w:hint="eastAsia"/>
           <w:lang w:eastAsia="zh-TW"/>
         </w:rPr>
-        <w:t>描述及其於</w:t>
-      </w:r>
-      <w:r>
-        <w:rPr>
-          <w:rFonts w:hint="eastAsia"/>
-          <w:lang w:eastAsia="zh-TW"/>
-        </w:rPr>
-        <w:t xml:space="preserve"> Power BI </w:t>
-      </w:r>
-      <w:r>
-        <w:rPr>
-          <w:rFonts w:hint="eastAsia"/>
-          <w:lang w:eastAsia="zh-TW"/>
-        </w:rPr>
-        <w:t>之應用」，</w:t>
-      </w:r>
-      <w:r>
-        <w:rPr>
-          <w:rFonts w:hint="eastAsia"/>
-          <w:lang w:eastAsia="zh-TW"/>
-        </w:rPr>
-        <w:t>Microsoft Learn</w:t>
-      </w:r>
-      <w:r>
-        <w:rPr>
-          <w:rFonts w:hint="eastAsia"/>
-          <w:lang w:eastAsia="zh-TW"/>
-        </w:rPr>
-        <w:t>。</w:t>
-      </w:r>
-      <w:r>
-        <w:rPr>
-          <w:rFonts w:hint="eastAsia"/>
-          <w:lang w:eastAsia="zh-TW"/>
-        </w:rPr>
-        <w:t>[</w:t>
+        <w:t>時間序列分析：經濟與財務上之應用</w:t>
       </w:r>
       <w:proofErr w:type="gramStart"/>
       <w:r>
@@ -5158,7 +5068,7 @@
           <w:rFonts w:hint="eastAsia"/>
           <w:lang w:eastAsia="zh-TW"/>
         </w:rPr>
-        <w:t>線上</w:t>
+        <w:t>》</w:t>
       </w:r>
       <w:proofErr w:type="gramEnd"/>
       <w:r>
@@ -5166,21 +5076,7 @@
           <w:rFonts w:hint="eastAsia"/>
           <w:lang w:eastAsia="zh-TW"/>
         </w:rPr>
-        <w:t>]</w:t>
-      </w:r>
-      <w:r>
-        <w:rPr>
-          <w:rFonts w:hint="eastAsia"/>
-          <w:lang w:eastAsia="zh-TW"/>
-        </w:rPr>
-        <w:t>。來源：</w:t>
-      </w:r>
-      <w:r>
-        <w:rPr>
-          <w:rFonts w:hint="eastAsia"/>
-          <w:lang w:eastAsia="zh-TW"/>
-        </w:rPr>
-        <w:t>https://learn.microsoft.com/zh-tw/power-bi/guidance/star-schema</w:t>
+        <w:t>。台北：</w:t>
       </w:r>
       <w:proofErr w:type="gramStart"/>
       <w:r>
@@ -5188,7 +5084,7 @@
           <w:rFonts w:hint="eastAsia"/>
           <w:lang w:eastAsia="zh-TW"/>
         </w:rPr>
-        <w:t>（</w:t>
+        <w:t>雙葉書廊</w:t>
       </w:r>
       <w:proofErr w:type="gramEnd"/>
       <w:r>
@@ -5196,66 +5092,15 @@
           <w:rFonts w:hint="eastAsia"/>
           <w:lang w:eastAsia="zh-TW"/>
         </w:rPr>
-        <w:t>存取日期：</w:t>
-      </w:r>
-      <w:r>
-        <w:rPr>
-          <w:rFonts w:hint="eastAsia"/>
-          <w:lang w:eastAsia="zh-TW"/>
-        </w:rPr>
-        <w:t>2026</w:t>
-      </w:r>
-      <w:r>
-        <w:rPr>
-          <w:rFonts w:hint="eastAsia"/>
-          <w:lang w:eastAsia="zh-TW"/>
-        </w:rPr>
-        <w:t>年</w:t>
-      </w:r>
-      <w:r>
-        <w:rPr>
-          <w:rFonts w:hint="eastAsia"/>
-          <w:lang w:eastAsia="zh-TW"/>
-        </w:rPr>
-        <w:t>4</w:t>
-      </w:r>
-      <w:r>
-        <w:rPr>
-          <w:rFonts w:hint="eastAsia"/>
-          <w:lang w:eastAsia="zh-TW"/>
-        </w:rPr>
-        <w:t>月</w:t>
-      </w:r>
-      <w:r>
-        <w:rPr>
-          <w:rFonts w:hint="eastAsia"/>
-          <w:lang w:eastAsia="zh-TW"/>
-        </w:rPr>
-        <w:t>1</w:t>
-      </w:r>
-      <w:r>
-        <w:rPr>
-          <w:rFonts w:hint="eastAsia"/>
-          <w:lang w:eastAsia="zh-TW"/>
-        </w:rPr>
-        <w:t>7</w:t>
-      </w:r>
-      <w:r>
-        <w:rPr>
-          <w:rFonts w:hint="eastAsia"/>
-          <w:lang w:eastAsia="zh-TW"/>
-        </w:rPr>
-        <w:t>日</w:t>
-      </w:r>
-      <w:proofErr w:type="gramStart"/>
-      <w:r>
-        <w:rPr>
-          <w:rFonts w:hint="eastAsia"/>
-          <w:lang w:eastAsia="zh-TW"/>
-        </w:rPr>
-        <w:t>）</w:t>
-      </w:r>
-      <w:proofErr w:type="gramEnd"/>
+        <w:t>，</w:t>
+      </w:r>
+      <w:r>
+        <w:rPr>
+          <w:rFonts w:hint="eastAsia"/>
+          <w:lang w:eastAsia="zh-TW"/>
+        </w:rPr>
+        <w:t>2005</w:t>
+      </w:r>
       <w:r>
         <w:rPr>
           <w:rFonts w:hint="eastAsia"/>
@@ -5277,13 +5122,13 @@
           <w:lang w:eastAsia="zh-TW"/>
         </w:rPr>
       </w:pPr>
-      <w:bookmarkStart w:id="5" w:name="_Ref231313487"/>
-      <w:r>
-        <w:rPr>
-          <w:rFonts w:hint="eastAsia"/>
-          <w:lang w:eastAsia="zh-TW"/>
-        </w:rPr>
-        <w:t>楊奕農，</w:t>
+      <w:bookmarkStart w:id="5" w:name="_Ref231313660"/>
+      <w:r>
+        <w:rPr>
+          <w:rFonts w:hint="eastAsia"/>
+          <w:lang w:eastAsia="zh-TW"/>
+        </w:rPr>
+        <w:t>林惠玲、陳正倉，</w:t>
       </w:r>
       <w:proofErr w:type="gramStart"/>
       <w:r>
@@ -5299,7 +5144,7 @@
           <w:rFonts w:hint="eastAsia"/>
           <w:lang w:eastAsia="zh-TW"/>
         </w:rPr>
-        <w:t>時間序列分析：經濟與財務上之應用</w:t>
+        <w:t>統計學：方法與應用</w:t>
       </w:r>
       <w:proofErr w:type="gramStart"/>
       <w:r>
@@ -5315,7 +5160,21 @@
           <w:rFonts w:hint="eastAsia"/>
           <w:lang w:eastAsia="zh-TW"/>
         </w:rPr>
-        <w:t>。台北：</w:t>
+        <w:t>，第</w:t>
+      </w:r>
+      <w:r>
+        <w:rPr>
+          <w:rFonts w:hint="eastAsia"/>
+          <w:lang w:eastAsia="zh-TW"/>
+        </w:rPr>
+        <w:t>2</w:t>
+      </w:r>
+      <w:r>
+        <w:rPr>
+          <w:rFonts w:hint="eastAsia"/>
+          <w:lang w:eastAsia="zh-TW"/>
+        </w:rPr>
+        <w:t>版。台北：</w:t>
       </w:r>
       <w:proofErr w:type="gramStart"/>
       <w:r>
@@ -5338,7 +5197,7 @@
           <w:rFonts w:hint="eastAsia"/>
           <w:lang w:eastAsia="zh-TW"/>
         </w:rPr>
-        <w:t>2005</w:t>
+        <w:t>2001</w:t>
       </w:r>
       <w:r>
         <w:rPr>
@@ -5361,82 +5220,20 @@
           <w:lang w:eastAsia="zh-TW"/>
         </w:rPr>
       </w:pPr>
-      <w:bookmarkStart w:id="6" w:name="_Ref231313660"/>
-      <w:r>
-        <w:rPr>
-          <w:rFonts w:hint="eastAsia"/>
-          <w:lang w:eastAsia="zh-TW"/>
-        </w:rPr>
-        <w:t>林惠玲、陳正倉，</w:t>
-      </w:r>
-      <w:proofErr w:type="gramStart"/>
-      <w:r>
-        <w:rPr>
-          <w:rFonts w:hint="eastAsia"/>
-          <w:lang w:eastAsia="zh-TW"/>
-        </w:rPr>
-        <w:t>《</w:t>
-      </w:r>
-      <w:proofErr w:type="gramEnd"/>
-      <w:r>
-        <w:rPr>
-          <w:rFonts w:hint="eastAsia"/>
-          <w:lang w:eastAsia="zh-TW"/>
-        </w:rPr>
-        <w:t>統計學：方法與應用</w:t>
-      </w:r>
-      <w:proofErr w:type="gramStart"/>
-      <w:r>
-        <w:rPr>
-          <w:rFonts w:hint="eastAsia"/>
-          <w:lang w:eastAsia="zh-TW"/>
-        </w:rPr>
-        <w:t>》</w:t>
-      </w:r>
-      <w:proofErr w:type="gramEnd"/>
-      <w:r>
-        <w:rPr>
-          <w:rFonts w:hint="eastAsia"/>
-          <w:lang w:eastAsia="zh-TW"/>
-        </w:rPr>
-        <w:t>，第</w:t>
-      </w:r>
-      <w:r>
-        <w:rPr>
-          <w:rFonts w:hint="eastAsia"/>
-          <w:lang w:eastAsia="zh-TW"/>
-        </w:rPr>
-        <w:t>2</w:t>
-      </w:r>
-      <w:r>
-        <w:rPr>
-          <w:rFonts w:hint="eastAsia"/>
-          <w:lang w:eastAsia="zh-TW"/>
-        </w:rPr>
-        <w:t>版。台北：</w:t>
-      </w:r>
-      <w:proofErr w:type="gramStart"/>
-      <w:r>
-        <w:rPr>
-          <w:rFonts w:hint="eastAsia"/>
-          <w:lang w:eastAsia="zh-TW"/>
-        </w:rPr>
-        <w:t>雙葉書廊</w:t>
-      </w:r>
-      <w:proofErr w:type="gramEnd"/>
-      <w:r>
-        <w:rPr>
-          <w:rFonts w:hint="eastAsia"/>
-          <w:lang w:eastAsia="zh-TW"/>
-        </w:rPr>
-        <w:t>，</w:t>
-      </w:r>
-      <w:r>
-        <w:rPr>
-          <w:rFonts w:hint="eastAsia"/>
-          <w:lang w:eastAsia="zh-TW"/>
-        </w:rPr>
-        <w:t>2001</w:t>
+      <w:bookmarkStart w:id="6" w:name="_Ref231313523"/>
+      <w:r>
+        <w:rPr>
+          <w:rFonts w:hint="eastAsia"/>
+          <w:lang w:eastAsia="zh-TW"/>
+        </w:rPr>
+        <w:t>王銘正，《商業智慧與資料分析》。台北：全華圖書，</w:t>
+      </w:r>
+      <w:r>
+        <w:rPr>
+          <w:rFonts w:hint="eastAsia"/>
+          <w:lang w:eastAsia="zh-TW"/>
+        </w:rPr>
+        <w:t>2018</w:t>
       </w:r>
       <w:r>
         <w:rPr>
@@ -5446,42 +5243,6 @@
         <w:t>。</w:t>
       </w:r>
       <w:bookmarkEnd w:id="6"/>
-    </w:p>
-    <w:p>
-      <w:pPr>
-        <w:pStyle w:val="References"/>
-        <w:numPr>
-          <w:ilvl w:val="0"/>
-          <w:numId w:val="19"/>
-        </w:numPr>
-        <w:jc w:val="left"/>
-        <w:rPr>
-          <w:lang w:eastAsia="zh-TW"/>
-        </w:rPr>
-      </w:pPr>
-      <w:bookmarkStart w:id="7" w:name="_Ref231313523"/>
-      <w:r>
-        <w:rPr>
-          <w:rFonts w:hint="eastAsia"/>
-          <w:lang w:eastAsia="zh-TW"/>
-        </w:rPr>
-        <w:t>王銘正，《商業智慧與資料分析》。台北：全華圖書，</w:t>
-      </w:r>
-      <w:r>
-        <w:rPr>
-          <w:rFonts w:hint="eastAsia"/>
-          <w:lang w:eastAsia="zh-TW"/>
-        </w:rPr>
-        <w:t>2018</w:t>
-      </w:r>
-      <w:r>
-        <w:rPr>
-          <w:rFonts w:hint="eastAsia"/>
-          <w:lang w:eastAsia="zh-TW"/>
-        </w:rPr>
-        <w:t>。</w:t>
-      </w:r>
-      <w:bookmarkEnd w:id="7"/>
     </w:p>
     <w:sectPr>
       <w:headerReference w:type="default" r:id="rId13"/>
@@ -7260,7 +7021,6 @@
   <w:style w:type="character" w:default="1" w:styleId="a0">
     <w:name w:val="Default Paragraph Font"/>
     <w:uiPriority w:val="1"/>
-    <w:semiHidden/>
     <w:unhideWhenUsed/>
   </w:style>
   <w:style w:type="table" w:default="1" w:styleId="a1">

--- a/112111102_吳映潔.docx
+++ b/112111102_吳映潔.docx
@@ -1429,9 +1429,6 @@
     <w:p>
       <w:pPr>
         <w:pStyle w:val="af0"/>
-        <w:rPr>
-          <w:rFonts w:hint="eastAsia"/>
-        </w:rPr>
       </w:pPr>
     </w:p>
     <w:p>
@@ -1451,9 +1448,6 @@
     <w:p>
       <w:pPr>
         <w:pStyle w:val="af0"/>
-        <w:rPr>
-          <w:rFonts w:hint="eastAsia"/>
-        </w:rPr>
       </w:pPr>
     </w:p>
     <w:p>
@@ -1478,17 +1472,11 @@
     <w:p>
       <w:pPr>
         <w:pStyle w:val="af0"/>
-        <w:rPr>
-          <w:rFonts w:hint="eastAsia"/>
-        </w:rPr>
-      </w:pPr>
-    </w:p>
-    <w:p>
-      <w:pPr>
-        <w:pStyle w:val="af0"/>
-        <w:rPr>
-          <w:rFonts w:hint="eastAsia"/>
-        </w:rPr>
+      </w:pPr>
+    </w:p>
+    <w:p>
+      <w:pPr>
+        <w:pStyle w:val="af0"/>
       </w:pPr>
       <w:r>
         <w:t>透過資料關聯與互動式切片器設計，</w:t>
@@ -2087,9 +2075,6 @@
     <w:p>
       <w:pPr>
         <w:pStyle w:val="af0"/>
-        <w:rPr>
-          <w:rFonts w:hint="eastAsia"/>
-        </w:rPr>
       </w:pPr>
       <w:r>
         <w:t>透過資料前處理、資料關聯建立、</w:t>
@@ -3063,9 +3048,6 @@
     <w:p>
       <w:pPr>
         <w:pStyle w:val="af0"/>
-        <w:rPr>
-          <w:rFonts w:hint="eastAsia"/>
-        </w:rPr>
       </w:pPr>
     </w:p>
     <w:p>
@@ -5350,7 +5332,14 @@
         <w:rFonts w:ascii="標楷體" w:hAnsi="標楷體" w:hint="eastAsia"/>
         <w:lang w:eastAsia="zh-TW"/>
       </w:rPr>
-      <w:t>期中</w:t>
+      <w:t>期</w:t>
+    </w:r>
+    <w:r>
+      <w:rPr>
+        <w:rFonts w:ascii="標楷體" w:hAnsi="標楷體" w:hint="eastAsia"/>
+        <w:lang w:eastAsia="zh-TW"/>
+      </w:rPr>
+      <w:t>末</w:t>
     </w:r>
     <w:r>
       <w:rPr>
@@ -7021,6 +7010,7 @@
   <w:style w:type="character" w:default="1" w:styleId="a0">
     <w:name w:val="Default Paragraph Font"/>
     <w:uiPriority w:val="1"/>
+    <w:semiHidden/>
     <w:unhideWhenUsed/>
   </w:style>
   <w:style w:type="table" w:default="1" w:styleId="a1">
